--- a/Master Folder/Master BA Timlak Konsultan/!Daftar Hadir Prareviu.docx
+++ b/Master Folder/Master BA Timlak Konsultan/!Daftar Hadir Prareviu.docx
@@ -14,13 +14,13 @@
           <w:noProof/>
         </w:rPr>
         <w:drawing>
-          <wp:anchor distT="0" distB="0" distL="114300" distR="114300" simplePos="0" relativeHeight="251659264" behindDoc="0" locked="0" layoutInCell="1" allowOverlap="1" wp14:anchorId="3D434D19" wp14:editId="7E2EB94B">
+          <wp:anchor distT="0" distB="0" distL="114300" distR="114300" simplePos="0" relativeHeight="251659264" behindDoc="0" locked="0" layoutInCell="1" allowOverlap="1" wp14:anchorId="3D434D19" wp14:editId="45BF0A9D">
             <wp:simplePos x="0" y="0"/>
             <wp:positionH relativeFrom="margin">
-              <wp:posOffset>1171575</wp:posOffset>
+              <wp:posOffset>1174482</wp:posOffset>
             </wp:positionH>
             <wp:positionV relativeFrom="paragraph">
-              <wp:posOffset>-762000</wp:posOffset>
+              <wp:posOffset>-342900</wp:posOffset>
             </wp:positionV>
             <wp:extent cx="6410689" cy="925032"/>
             <wp:effectExtent l="0" t="0" r="0" b="8890"/>
@@ -82,6 +82,24 @@
           <w:rFonts w:eastAsia="Calibri"/>
           <w:sz w:val="16"/>
           <w:szCs w:val="16"/>
+          <w:lang w:val="sv-SE"/>
+        </w:rPr>
+      </w:pPr>
+    </w:p>
+    <w:p>
+      <w:pPr>
+        <w:tabs>
+          <w:tab w:val="left" w:pos="1418"/>
+          <w:tab w:val="left" w:pos="1560"/>
+        </w:tabs>
+        <w:ind w:hanging="142"/>
+        <w:jc w:val="center"/>
+        <w:rPr>
+          <w:rFonts w:eastAsia="Calibri"/>
+          <w:b/>
+          <w:bCs/>
+          <w:sz w:val="44"/>
+          <w:szCs w:val="44"/>
           <w:lang w:val="sv-SE"/>
         </w:rPr>
       </w:pPr>
@@ -320,7 +338,6 @@
         <w:ind w:left="2977" w:right="775" w:hanging="1843"/>
         <w:jc w:val="both"/>
         <w:rPr>
-          <w:color w:val="000000" w:themeColor="text1"/>
           <w:sz w:val="28"/>
           <w:szCs w:val="28"/>
           <w:lang w:val="id-ID"/>
@@ -411,13 +428,32 @@
     <w:p>
       <w:pPr>
         <w:tabs>
+          <w:tab w:val="left" w:pos="2694"/>
           <w:tab w:val="left" w:pos="2977"/>
         </w:tabs>
+        <w:ind w:left="2977" w:right="775" w:hanging="1843"/>
+        <w:jc w:val="both"/>
         <w:rPr>
           <w:color w:val="000000" w:themeColor="text1"/>
           <w:sz w:val="28"/>
           <w:szCs w:val="28"/>
-          <w:lang w:val="sv-SE"/>
+          <w:lang w:val="id-ID"/>
+        </w:rPr>
+      </w:pPr>
+    </w:p>
+    <w:p>
+      <w:pPr>
+        <w:tabs>
+          <w:tab w:val="left" w:pos="2694"/>
+          <w:tab w:val="left" w:pos="2977"/>
+        </w:tabs>
+        <w:ind w:left="2977" w:right="775" w:hanging="1843"/>
+        <w:jc w:val="both"/>
+        <w:rPr>
+          <w:color w:val="000000" w:themeColor="text1"/>
+          <w:sz w:val="28"/>
+          <w:szCs w:val="28"/>
+          <w:lang w:val="id-ID"/>
         </w:rPr>
       </w:pPr>
     </w:p>
@@ -437,6 +473,7 @@
       <w:tr>
         <w:trPr>
           <w:trHeight w:val="624"/>
+          <w:tblHeader/>
         </w:trPr>
         <w:tc>
           <w:tcPr>
@@ -1575,7 +1612,7 @@
           <w:tcPr>
             <w:tcW w:w="754" w:type="dxa"/>
             <w:tcBorders>
-              <w:top w:val="nil"/>
+              <w:top w:val="single" w:sz="4" w:space="0" w:color="auto"/>
               <w:left w:val="single" w:sz="4" w:space="0" w:color="auto"/>
               <w:bottom w:val="single" w:sz="4" w:space="0" w:color="auto"/>
               <w:right w:val="single" w:sz="4" w:space="0" w:color="auto"/>
@@ -1612,7 +1649,7 @@
           <w:tcPr>
             <w:tcW w:w="3220" w:type="dxa"/>
             <w:tcBorders>
-              <w:top w:val="nil"/>
+              <w:top w:val="single" w:sz="4" w:space="0" w:color="auto"/>
               <w:left w:val="nil"/>
               <w:bottom w:val="single" w:sz="4" w:space="0" w:color="auto"/>
               <w:right w:val="single" w:sz="4" w:space="0" w:color="auto"/>
@@ -1648,7 +1685,7 @@
           <w:tcPr>
             <w:tcW w:w="3849" w:type="dxa"/>
             <w:tcBorders>
-              <w:top w:val="nil"/>
+              <w:top w:val="single" w:sz="4" w:space="0" w:color="auto"/>
               <w:left w:val="nil"/>
               <w:bottom w:val="single" w:sz="4" w:space="0" w:color="auto"/>
               <w:right w:val="single" w:sz="4" w:space="0" w:color="auto"/>
@@ -1684,7 +1721,7 @@
           <w:tcPr>
             <w:tcW w:w="3270" w:type="dxa"/>
             <w:tcBorders>
-              <w:top w:val="nil"/>
+              <w:top w:val="single" w:sz="4" w:space="0" w:color="auto"/>
               <w:left w:val="nil"/>
               <w:bottom w:val="single" w:sz="4" w:space="0" w:color="auto"/>
               <w:right w:val="single" w:sz="4" w:space="0" w:color="auto"/>
@@ -1750,216 +1787,6 @@
                 <w:szCs w:val="22"/>
               </w:rPr>
               <w:t>6.</w:t>
-            </w:r>
-          </w:p>
-        </w:tc>
-      </w:tr>
-    </w:tbl>
-    <w:tbl>
-      <w:tblPr>
-        <w:tblpPr w:leftFromText="180" w:rightFromText="180" w:vertAnchor="text" w:horzAnchor="page" w:tblpX="1086" w:tblpY="-874"/>
-        <w:tblW w:w="15057" w:type="dxa"/>
-        <w:tblLook w:val="04A0" w:firstRow="1" w:lastRow="0" w:firstColumn="1" w:lastColumn="0" w:noHBand="0" w:noVBand="1"/>
-      </w:tblPr>
-      <w:tblGrid>
-        <w:gridCol w:w="743"/>
-        <w:gridCol w:w="3175"/>
-        <w:gridCol w:w="3796"/>
-        <w:gridCol w:w="3225"/>
-        <w:gridCol w:w="4118"/>
-      </w:tblGrid>
-      <w:tr>
-        <w:trPr>
-          <w:trHeight w:val="624"/>
-        </w:trPr>
-        <w:tc>
-          <w:tcPr>
-            <w:tcW w:w="743" w:type="dxa"/>
-            <w:tcBorders>
-              <w:top w:val="single" w:sz="4" w:space="0" w:color="auto"/>
-              <w:left w:val="single" w:sz="4" w:space="0" w:color="auto"/>
-              <w:bottom w:val="single" w:sz="4" w:space="0" w:color="auto"/>
-              <w:right w:val="single" w:sz="4" w:space="0" w:color="auto"/>
-            </w:tcBorders>
-            <w:shd w:val="clear" w:color="000000" w:fill="9BC2E6"/>
-            <w:noWrap/>
-            <w:vAlign w:val="center"/>
-          </w:tcPr>
-          <w:p>
-            <w:pPr>
-              <w:jc w:val="center"/>
-              <w:rPr>
-                <w:rFonts w:ascii="Calibri" w:hAnsi="Calibri" w:cs="Calibri"/>
-                <w:b/>
-                <w:bCs/>
-                <w:color w:val="000000"/>
-                <w:sz w:val="22"/>
-                <w:szCs w:val="22"/>
-              </w:rPr>
-            </w:pPr>
-            <w:r>
-              <w:rPr>
-                <w:rFonts w:ascii="Calibri" w:hAnsi="Calibri" w:cs="Calibri"/>
-                <w:b/>
-                <w:bCs/>
-                <w:color w:val="000000"/>
-                <w:sz w:val="22"/>
-                <w:szCs w:val="22"/>
-              </w:rPr>
-              <w:lastRenderedPageBreak/>
-              <w:t>NO</w:t>
-            </w:r>
-          </w:p>
-        </w:tc>
-        <w:tc>
-          <w:tcPr>
-            <w:tcW w:w="3175" w:type="dxa"/>
-            <w:tcBorders>
-              <w:top w:val="single" w:sz="4" w:space="0" w:color="auto"/>
-              <w:left w:val="nil"/>
-              <w:bottom w:val="single" w:sz="4" w:space="0" w:color="auto"/>
-              <w:right w:val="single" w:sz="4" w:space="0" w:color="auto"/>
-            </w:tcBorders>
-            <w:shd w:val="clear" w:color="000000" w:fill="9BC2E6"/>
-            <w:noWrap/>
-            <w:vAlign w:val="center"/>
-          </w:tcPr>
-          <w:p>
-            <w:pPr>
-              <w:jc w:val="center"/>
-              <w:rPr>
-                <w:rFonts w:ascii="Calibri" w:hAnsi="Calibri" w:cs="Calibri"/>
-                <w:b/>
-                <w:bCs/>
-                <w:color w:val="000000"/>
-                <w:sz w:val="22"/>
-                <w:szCs w:val="22"/>
-              </w:rPr>
-            </w:pPr>
-            <w:r>
-              <w:rPr>
-                <w:rFonts w:ascii="Calibri" w:hAnsi="Calibri" w:cs="Calibri"/>
-                <w:b/>
-                <w:bCs/>
-                <w:color w:val="000000"/>
-                <w:sz w:val="22"/>
-                <w:szCs w:val="22"/>
-              </w:rPr>
-              <w:t>NAMA</w:t>
-            </w:r>
-          </w:p>
-        </w:tc>
-        <w:tc>
-          <w:tcPr>
-            <w:tcW w:w="3796" w:type="dxa"/>
-            <w:tcBorders>
-              <w:top w:val="single" w:sz="4" w:space="0" w:color="auto"/>
-              <w:left w:val="nil"/>
-              <w:bottom w:val="single" w:sz="4" w:space="0" w:color="auto"/>
-              <w:right w:val="single" w:sz="4" w:space="0" w:color="auto"/>
-            </w:tcBorders>
-            <w:shd w:val="clear" w:color="000000" w:fill="9BC2E6"/>
-            <w:noWrap/>
-            <w:vAlign w:val="center"/>
-          </w:tcPr>
-          <w:p>
-            <w:pPr>
-              <w:jc w:val="center"/>
-              <w:rPr>
-                <w:rFonts w:ascii="Calibri" w:hAnsi="Calibri" w:cs="Calibri"/>
-                <w:b/>
-                <w:bCs/>
-                <w:color w:val="000000"/>
-                <w:sz w:val="22"/>
-                <w:szCs w:val="22"/>
-              </w:rPr>
-            </w:pPr>
-            <w:r>
-              <w:rPr>
-                <w:rFonts w:ascii="Calibri" w:hAnsi="Calibri" w:cs="Calibri"/>
-                <w:b/>
-                <w:bCs/>
-                <w:color w:val="000000"/>
-                <w:sz w:val="22"/>
-                <w:szCs w:val="22"/>
-              </w:rPr>
-              <w:t>INSTANSI/ JABATAN</w:t>
-            </w:r>
-          </w:p>
-        </w:tc>
-        <w:tc>
-          <w:tcPr>
-            <w:tcW w:w="3225" w:type="dxa"/>
-            <w:tcBorders>
-              <w:top w:val="single" w:sz="4" w:space="0" w:color="auto"/>
-              <w:left w:val="nil"/>
-              <w:bottom w:val="single" w:sz="4" w:space="0" w:color="auto"/>
-              <w:right w:val="single" w:sz="4" w:space="0" w:color="auto"/>
-            </w:tcBorders>
-            <w:shd w:val="clear" w:color="000000" w:fill="9BC2E6"/>
-            <w:noWrap/>
-            <w:vAlign w:val="center"/>
-          </w:tcPr>
-          <w:p>
-            <w:pPr>
-              <w:jc w:val="center"/>
-              <w:rPr>
-                <w:rFonts w:ascii="Calibri" w:hAnsi="Calibri" w:cs="Calibri"/>
-                <w:b/>
-                <w:bCs/>
-                <w:color w:val="000000"/>
-                <w:sz w:val="22"/>
-                <w:szCs w:val="22"/>
-              </w:rPr>
-            </w:pPr>
-            <w:r>
-              <w:rPr>
-                <w:rFonts w:ascii="Calibri" w:hAnsi="Calibri" w:cs="Calibri"/>
-                <w:b/>
-                <w:bCs/>
-                <w:color w:val="000000"/>
-                <w:sz w:val="22"/>
-                <w:szCs w:val="22"/>
-              </w:rPr>
-              <w:t>NO. TELP/ WA</w:t>
-            </w:r>
-          </w:p>
-        </w:tc>
-        <w:tc>
-          <w:tcPr>
-            <w:tcW w:w="4118" w:type="dxa"/>
-            <w:tcBorders>
-              <w:top w:val="single" w:sz="4" w:space="0" w:color="auto"/>
-              <w:left w:val="nil"/>
-              <w:bottom w:val="single" w:sz="4" w:space="0" w:color="auto"/>
-              <w:right w:val="single" w:sz="4" w:space="0" w:color="000000"/>
-            </w:tcBorders>
-            <w:shd w:val="clear" w:color="000000" w:fill="9BC2E6"/>
-            <w:noWrap/>
-            <w:vAlign w:val="center"/>
-          </w:tcPr>
-          <w:p>
-            <w:pPr>
-              <w:jc w:val="center"/>
-              <w:rPr>
-                <w:rFonts w:ascii="Calibri" w:hAnsi="Calibri" w:cs="Calibri"/>
-                <w:b/>
-                <w:bCs/>
-                <w:color w:val="000000"/>
-                <w:sz w:val="22"/>
-                <w:szCs w:val="22"/>
-              </w:rPr>
-            </w:pPr>
-            <w:r>
-              <w:rPr>
-                <w:rFonts w:ascii="Calibri" w:hAnsi="Calibri" w:cs="Calibri"/>
-                <w:b/>
-                <w:bCs/>
-                <w:color w:val="000000"/>
-                <w:sz w:val="22"/>
-                <w:szCs w:val="22"/>
-              </w:rPr>
-              <w:t>TANDA TANGAN</w:t>
             </w:r>
           </w:p>
         </w:tc>
@@ -1970,9 +1797,9 @@
         </w:trPr>
         <w:tc>
           <w:tcPr>
-            <w:tcW w:w="743" w:type="dxa"/>
-            <w:tcBorders>
-              <w:top w:val="nil"/>
+            <w:tcW w:w="754" w:type="dxa"/>
+            <w:tcBorders>
+              <w:top w:val="single" w:sz="4" w:space="0" w:color="auto"/>
               <w:left w:val="single" w:sz="4" w:space="0" w:color="auto"/>
               <w:bottom w:val="single" w:sz="4" w:space="0" w:color="auto"/>
               <w:right w:val="single" w:sz="4" w:space="0" w:color="auto"/>
@@ -2001,15 +1828,16 @@
                 <w:sz w:val="22"/>
                 <w:szCs w:val="22"/>
               </w:rPr>
+              <w:lastRenderedPageBreak/>
               <w:t>7</w:t>
             </w:r>
           </w:p>
         </w:tc>
         <w:tc>
           <w:tcPr>
-            <w:tcW w:w="3175" w:type="dxa"/>
-            <w:tcBorders>
-              <w:top w:val="nil"/>
+            <w:tcW w:w="3220" w:type="dxa"/>
+            <w:tcBorders>
+              <w:top w:val="single" w:sz="4" w:space="0" w:color="auto"/>
               <w:left w:val="nil"/>
               <w:bottom w:val="single" w:sz="4" w:space="0" w:color="auto"/>
               <w:right w:val="single" w:sz="4" w:space="0" w:color="auto"/>
@@ -2043,9 +1871,9 @@
         </w:tc>
         <w:tc>
           <w:tcPr>
-            <w:tcW w:w="3796" w:type="dxa"/>
-            <w:tcBorders>
-              <w:top w:val="nil"/>
+            <w:tcW w:w="3849" w:type="dxa"/>
+            <w:tcBorders>
+              <w:top w:val="single" w:sz="4" w:space="0" w:color="auto"/>
               <w:left w:val="nil"/>
               <w:bottom w:val="single" w:sz="4" w:space="0" w:color="auto"/>
               <w:right w:val="single" w:sz="4" w:space="0" w:color="auto"/>
@@ -2079,9 +1907,9 @@
         </w:tc>
         <w:tc>
           <w:tcPr>
-            <w:tcW w:w="3225" w:type="dxa"/>
-            <w:tcBorders>
-              <w:top w:val="nil"/>
+            <w:tcW w:w="3270" w:type="dxa"/>
+            <w:tcBorders>
+              <w:top w:val="single" w:sz="4" w:space="0" w:color="auto"/>
               <w:left w:val="nil"/>
               <w:bottom w:val="single" w:sz="4" w:space="0" w:color="auto"/>
               <w:right w:val="single" w:sz="4" w:space="0" w:color="auto"/>
@@ -2115,7 +1943,7 @@
         </w:tc>
         <w:tc>
           <w:tcPr>
-            <w:tcW w:w="4118" w:type="dxa"/>
+            <w:tcW w:w="4176" w:type="dxa"/>
             <w:tcBorders>
               <w:top w:val="single" w:sz="4" w:space="0" w:color="auto"/>
               <w:left w:val="nil"/>
@@ -2167,9 +1995,9 @@
         </w:trPr>
         <w:tc>
           <w:tcPr>
-            <w:tcW w:w="743" w:type="dxa"/>
-            <w:tcBorders>
-              <w:top w:val="nil"/>
+            <w:tcW w:w="754" w:type="dxa"/>
+            <w:tcBorders>
+              <w:top w:val="single" w:sz="4" w:space="0" w:color="auto"/>
               <w:left w:val="single" w:sz="4" w:space="0" w:color="auto"/>
               <w:bottom w:val="single" w:sz="4" w:space="0" w:color="auto"/>
               <w:right w:val="single" w:sz="4" w:space="0" w:color="auto"/>
@@ -2204,115 +2032,82 @@
         </w:tc>
         <w:tc>
           <w:tcPr>
-            <w:tcW w:w="3175" w:type="dxa"/>
-            <w:tcBorders>
-              <w:top w:val="nil"/>
-              <w:left w:val="nil"/>
-              <w:bottom w:val="single" w:sz="4" w:space="0" w:color="auto"/>
-              <w:right w:val="single" w:sz="4" w:space="0" w:color="auto"/>
-            </w:tcBorders>
-            <w:noWrap/>
-            <w:vAlign w:val="bottom"/>
-          </w:tcPr>
-          <w:p>
-            <w:pPr>
-              <w:rPr>
-                <w:rFonts w:ascii="Calibri" w:hAnsi="Calibri" w:cs="Calibri"/>
-                <w:b/>
-                <w:bCs/>
-                <w:color w:val="000000"/>
-                <w:sz w:val="22"/>
-                <w:szCs w:val="22"/>
-              </w:rPr>
-            </w:pPr>
-            <w:r>
-              <w:rPr>
-                <w:rFonts w:ascii="Calibri" w:hAnsi="Calibri" w:cs="Calibri"/>
-                <w:b/>
-                <w:bCs/>
-                <w:color w:val="000000"/>
-                <w:sz w:val="22"/>
-                <w:szCs w:val="22"/>
-              </w:rPr>
-              <w:t> </w:t>
-            </w:r>
-          </w:p>
-        </w:tc>
-        <w:tc>
-          <w:tcPr>
-            <w:tcW w:w="3796" w:type="dxa"/>
-            <w:tcBorders>
-              <w:top w:val="nil"/>
-              <w:left w:val="nil"/>
-              <w:bottom w:val="single" w:sz="4" w:space="0" w:color="auto"/>
-              <w:right w:val="single" w:sz="4" w:space="0" w:color="auto"/>
-            </w:tcBorders>
-            <w:noWrap/>
-            <w:vAlign w:val="bottom"/>
-          </w:tcPr>
-          <w:p>
-            <w:pPr>
-              <w:rPr>
-                <w:rFonts w:ascii="Calibri" w:hAnsi="Calibri" w:cs="Calibri"/>
-                <w:b/>
-                <w:bCs/>
-                <w:color w:val="000000"/>
-                <w:sz w:val="22"/>
-                <w:szCs w:val="22"/>
-              </w:rPr>
-            </w:pPr>
-            <w:r>
-              <w:rPr>
-                <w:rFonts w:ascii="Calibri" w:hAnsi="Calibri" w:cs="Calibri"/>
-                <w:b/>
-                <w:bCs/>
-                <w:color w:val="000000"/>
-                <w:sz w:val="22"/>
-                <w:szCs w:val="22"/>
-              </w:rPr>
-              <w:t> </w:t>
-            </w:r>
-          </w:p>
-        </w:tc>
-        <w:tc>
-          <w:tcPr>
-            <w:tcW w:w="3225" w:type="dxa"/>
-            <w:tcBorders>
-              <w:top w:val="nil"/>
-              <w:left w:val="nil"/>
-              <w:bottom w:val="single" w:sz="4" w:space="0" w:color="auto"/>
-              <w:right w:val="single" w:sz="4" w:space="0" w:color="auto"/>
-            </w:tcBorders>
-            <w:noWrap/>
-            <w:vAlign w:val="bottom"/>
-          </w:tcPr>
-          <w:p>
-            <w:pPr>
-              <w:rPr>
-                <w:rFonts w:ascii="Calibri" w:hAnsi="Calibri" w:cs="Calibri"/>
-                <w:b/>
-                <w:bCs/>
-                <w:color w:val="000000"/>
-                <w:sz w:val="22"/>
-                <w:szCs w:val="22"/>
-              </w:rPr>
-            </w:pPr>
-            <w:r>
-              <w:rPr>
-                <w:rFonts w:ascii="Calibri" w:hAnsi="Calibri" w:cs="Calibri"/>
-                <w:b/>
-                <w:bCs/>
-                <w:color w:val="000000"/>
-                <w:sz w:val="22"/>
-                <w:szCs w:val="22"/>
-              </w:rPr>
-              <w:t> </w:t>
-            </w:r>
-          </w:p>
-        </w:tc>
-        <w:tc>
-          <w:tcPr>
-            <w:tcW w:w="4118" w:type="dxa"/>
+            <w:tcW w:w="3220" w:type="dxa"/>
+            <w:tcBorders>
+              <w:top w:val="single" w:sz="4" w:space="0" w:color="auto"/>
+              <w:left w:val="nil"/>
+              <w:bottom w:val="single" w:sz="4" w:space="0" w:color="auto"/>
+              <w:right w:val="single" w:sz="4" w:space="0" w:color="auto"/>
+            </w:tcBorders>
+            <w:noWrap/>
+            <w:vAlign w:val="bottom"/>
+          </w:tcPr>
+          <w:p>
+            <w:pPr>
+              <w:rPr>
+                <w:rFonts w:ascii="Calibri" w:hAnsi="Calibri" w:cs="Calibri"/>
+                <w:b/>
+                <w:bCs/>
+                <w:color w:val="000000"/>
+                <w:sz w:val="22"/>
+                <w:szCs w:val="22"/>
+              </w:rPr>
+            </w:pPr>
+          </w:p>
+        </w:tc>
+        <w:tc>
+          <w:tcPr>
+            <w:tcW w:w="3849" w:type="dxa"/>
+            <w:tcBorders>
+              <w:top w:val="single" w:sz="4" w:space="0" w:color="auto"/>
+              <w:left w:val="nil"/>
+              <w:bottom w:val="single" w:sz="4" w:space="0" w:color="auto"/>
+              <w:right w:val="single" w:sz="4" w:space="0" w:color="auto"/>
+            </w:tcBorders>
+            <w:noWrap/>
+            <w:vAlign w:val="bottom"/>
+          </w:tcPr>
+          <w:p>
+            <w:pPr>
+              <w:rPr>
+                <w:rFonts w:ascii="Calibri" w:hAnsi="Calibri" w:cs="Calibri"/>
+                <w:b/>
+                <w:bCs/>
+                <w:color w:val="000000"/>
+                <w:sz w:val="22"/>
+                <w:szCs w:val="22"/>
+              </w:rPr>
+            </w:pPr>
+          </w:p>
+        </w:tc>
+        <w:tc>
+          <w:tcPr>
+            <w:tcW w:w="3270" w:type="dxa"/>
+            <w:tcBorders>
+              <w:top w:val="single" w:sz="4" w:space="0" w:color="auto"/>
+              <w:left w:val="nil"/>
+              <w:bottom w:val="single" w:sz="4" w:space="0" w:color="auto"/>
+              <w:right w:val="single" w:sz="4" w:space="0" w:color="auto"/>
+            </w:tcBorders>
+            <w:noWrap/>
+            <w:vAlign w:val="bottom"/>
+          </w:tcPr>
+          <w:p>
+            <w:pPr>
+              <w:rPr>
+                <w:rFonts w:ascii="Calibri" w:hAnsi="Calibri" w:cs="Calibri"/>
+                <w:b/>
+                <w:bCs/>
+                <w:color w:val="000000"/>
+                <w:sz w:val="22"/>
+                <w:szCs w:val="22"/>
+              </w:rPr>
+            </w:pPr>
+          </w:p>
+        </w:tc>
+        <w:tc>
+          <w:tcPr>
+            <w:tcW w:w="4176" w:type="dxa"/>
             <w:tcBorders>
               <w:top w:val="single" w:sz="4" w:space="0" w:color="auto"/>
               <w:left w:val="nil"/>
@@ -2365,9 +2160,9 @@
         </w:trPr>
         <w:tc>
           <w:tcPr>
-            <w:tcW w:w="743" w:type="dxa"/>
-            <w:tcBorders>
-              <w:top w:val="nil"/>
+            <w:tcW w:w="754" w:type="dxa"/>
+            <w:tcBorders>
+              <w:top w:val="single" w:sz="4" w:space="0" w:color="auto"/>
               <w:left w:val="single" w:sz="4" w:space="0" w:color="auto"/>
               <w:bottom w:val="single" w:sz="4" w:space="0" w:color="auto"/>
               <w:right w:val="single" w:sz="4" w:space="0" w:color="auto"/>
@@ -2402,115 +2197,82 @@
         </w:tc>
         <w:tc>
           <w:tcPr>
-            <w:tcW w:w="3175" w:type="dxa"/>
-            <w:tcBorders>
-              <w:top w:val="nil"/>
-              <w:left w:val="nil"/>
-              <w:bottom w:val="single" w:sz="4" w:space="0" w:color="auto"/>
-              <w:right w:val="single" w:sz="4" w:space="0" w:color="auto"/>
-            </w:tcBorders>
-            <w:noWrap/>
-            <w:vAlign w:val="bottom"/>
-          </w:tcPr>
-          <w:p>
-            <w:pPr>
-              <w:rPr>
-                <w:rFonts w:ascii="Calibri" w:hAnsi="Calibri" w:cs="Calibri"/>
-                <w:b/>
-                <w:bCs/>
-                <w:color w:val="000000"/>
-                <w:sz w:val="22"/>
-                <w:szCs w:val="22"/>
-              </w:rPr>
-            </w:pPr>
-            <w:r>
-              <w:rPr>
-                <w:rFonts w:ascii="Calibri" w:hAnsi="Calibri" w:cs="Calibri"/>
-                <w:b/>
-                <w:bCs/>
-                <w:color w:val="000000"/>
-                <w:sz w:val="22"/>
-                <w:szCs w:val="22"/>
-              </w:rPr>
-              <w:t> </w:t>
-            </w:r>
-          </w:p>
-        </w:tc>
-        <w:tc>
-          <w:tcPr>
-            <w:tcW w:w="3796" w:type="dxa"/>
-            <w:tcBorders>
-              <w:top w:val="nil"/>
-              <w:left w:val="nil"/>
-              <w:bottom w:val="single" w:sz="4" w:space="0" w:color="auto"/>
-              <w:right w:val="single" w:sz="4" w:space="0" w:color="auto"/>
-            </w:tcBorders>
-            <w:noWrap/>
-            <w:vAlign w:val="bottom"/>
-          </w:tcPr>
-          <w:p>
-            <w:pPr>
-              <w:rPr>
-                <w:rFonts w:ascii="Calibri" w:hAnsi="Calibri" w:cs="Calibri"/>
-                <w:b/>
-                <w:bCs/>
-                <w:color w:val="000000"/>
-                <w:sz w:val="22"/>
-                <w:szCs w:val="22"/>
-              </w:rPr>
-            </w:pPr>
-            <w:r>
-              <w:rPr>
-                <w:rFonts w:ascii="Calibri" w:hAnsi="Calibri" w:cs="Calibri"/>
-                <w:b/>
-                <w:bCs/>
-                <w:color w:val="000000"/>
-                <w:sz w:val="22"/>
-                <w:szCs w:val="22"/>
-              </w:rPr>
-              <w:t> </w:t>
-            </w:r>
-          </w:p>
-        </w:tc>
-        <w:tc>
-          <w:tcPr>
-            <w:tcW w:w="3225" w:type="dxa"/>
-            <w:tcBorders>
-              <w:top w:val="nil"/>
-              <w:left w:val="nil"/>
-              <w:bottom w:val="single" w:sz="4" w:space="0" w:color="auto"/>
-              <w:right w:val="single" w:sz="4" w:space="0" w:color="auto"/>
-            </w:tcBorders>
-            <w:noWrap/>
-            <w:vAlign w:val="bottom"/>
-          </w:tcPr>
-          <w:p>
-            <w:pPr>
-              <w:rPr>
-                <w:rFonts w:ascii="Calibri" w:hAnsi="Calibri" w:cs="Calibri"/>
-                <w:b/>
-                <w:bCs/>
-                <w:color w:val="000000"/>
-                <w:sz w:val="22"/>
-                <w:szCs w:val="22"/>
-              </w:rPr>
-            </w:pPr>
-            <w:r>
-              <w:rPr>
-                <w:rFonts w:ascii="Calibri" w:hAnsi="Calibri" w:cs="Calibri"/>
-                <w:b/>
-                <w:bCs/>
-                <w:color w:val="000000"/>
-                <w:sz w:val="22"/>
-                <w:szCs w:val="22"/>
-              </w:rPr>
-              <w:t> </w:t>
-            </w:r>
-          </w:p>
-        </w:tc>
-        <w:tc>
-          <w:tcPr>
-            <w:tcW w:w="4118" w:type="dxa"/>
+            <w:tcW w:w="3220" w:type="dxa"/>
+            <w:tcBorders>
+              <w:top w:val="single" w:sz="4" w:space="0" w:color="auto"/>
+              <w:left w:val="nil"/>
+              <w:bottom w:val="single" w:sz="4" w:space="0" w:color="auto"/>
+              <w:right w:val="single" w:sz="4" w:space="0" w:color="auto"/>
+            </w:tcBorders>
+            <w:noWrap/>
+            <w:vAlign w:val="bottom"/>
+          </w:tcPr>
+          <w:p>
+            <w:pPr>
+              <w:rPr>
+                <w:rFonts w:ascii="Calibri" w:hAnsi="Calibri" w:cs="Calibri"/>
+                <w:b/>
+                <w:bCs/>
+                <w:color w:val="000000"/>
+                <w:sz w:val="22"/>
+                <w:szCs w:val="22"/>
+              </w:rPr>
+            </w:pPr>
+          </w:p>
+        </w:tc>
+        <w:tc>
+          <w:tcPr>
+            <w:tcW w:w="3849" w:type="dxa"/>
+            <w:tcBorders>
+              <w:top w:val="single" w:sz="4" w:space="0" w:color="auto"/>
+              <w:left w:val="nil"/>
+              <w:bottom w:val="single" w:sz="4" w:space="0" w:color="auto"/>
+              <w:right w:val="single" w:sz="4" w:space="0" w:color="auto"/>
+            </w:tcBorders>
+            <w:noWrap/>
+            <w:vAlign w:val="bottom"/>
+          </w:tcPr>
+          <w:p>
+            <w:pPr>
+              <w:rPr>
+                <w:rFonts w:ascii="Calibri" w:hAnsi="Calibri" w:cs="Calibri"/>
+                <w:b/>
+                <w:bCs/>
+                <w:color w:val="000000"/>
+                <w:sz w:val="22"/>
+                <w:szCs w:val="22"/>
+              </w:rPr>
+            </w:pPr>
+          </w:p>
+        </w:tc>
+        <w:tc>
+          <w:tcPr>
+            <w:tcW w:w="3270" w:type="dxa"/>
+            <w:tcBorders>
+              <w:top w:val="single" w:sz="4" w:space="0" w:color="auto"/>
+              <w:left w:val="nil"/>
+              <w:bottom w:val="single" w:sz="4" w:space="0" w:color="auto"/>
+              <w:right w:val="single" w:sz="4" w:space="0" w:color="auto"/>
+            </w:tcBorders>
+            <w:noWrap/>
+            <w:vAlign w:val="bottom"/>
+          </w:tcPr>
+          <w:p>
+            <w:pPr>
+              <w:rPr>
+                <w:rFonts w:ascii="Calibri" w:hAnsi="Calibri" w:cs="Calibri"/>
+                <w:b/>
+                <w:bCs/>
+                <w:color w:val="000000"/>
+                <w:sz w:val="22"/>
+                <w:szCs w:val="22"/>
+              </w:rPr>
+            </w:pPr>
+          </w:p>
+        </w:tc>
+        <w:tc>
+          <w:tcPr>
+            <w:tcW w:w="4176" w:type="dxa"/>
             <w:tcBorders>
               <w:top w:val="single" w:sz="4" w:space="0" w:color="auto"/>
               <w:left w:val="nil"/>
@@ -2562,9 +2324,9 @@
         </w:trPr>
         <w:tc>
           <w:tcPr>
-            <w:tcW w:w="743" w:type="dxa"/>
-            <w:tcBorders>
-              <w:top w:val="nil"/>
+            <w:tcW w:w="754" w:type="dxa"/>
+            <w:tcBorders>
+              <w:top w:val="single" w:sz="4" w:space="0" w:color="auto"/>
               <w:left w:val="single" w:sz="4" w:space="0" w:color="auto"/>
               <w:bottom w:val="single" w:sz="4" w:space="0" w:color="auto"/>
               <w:right w:val="single" w:sz="4" w:space="0" w:color="auto"/>
@@ -2593,132 +2355,88 @@
                 <w:sz w:val="22"/>
                 <w:szCs w:val="22"/>
               </w:rPr>
-              <w:t>1</w:t>
-            </w:r>
-            <w:r>
-              <w:rPr>
-                <w:rFonts w:ascii="Calibri" w:hAnsi="Calibri" w:cs="Calibri"/>
-                <w:b/>
-                <w:bCs/>
-                <w:color w:val="000000"/>
-                <w:sz w:val="22"/>
-                <w:szCs w:val="22"/>
-              </w:rPr>
-              <w:t>0</w:t>
-            </w:r>
-          </w:p>
-        </w:tc>
-        <w:tc>
-          <w:tcPr>
-            <w:tcW w:w="3175" w:type="dxa"/>
-            <w:tcBorders>
-              <w:top w:val="nil"/>
-              <w:left w:val="nil"/>
-              <w:bottom w:val="single" w:sz="4" w:space="0" w:color="auto"/>
-              <w:right w:val="single" w:sz="4" w:space="0" w:color="auto"/>
-            </w:tcBorders>
-            <w:noWrap/>
-            <w:vAlign w:val="bottom"/>
-          </w:tcPr>
-          <w:p>
-            <w:pPr>
-              <w:rPr>
-                <w:rFonts w:ascii="Calibri" w:hAnsi="Calibri" w:cs="Calibri"/>
-                <w:b/>
-                <w:bCs/>
-                <w:color w:val="000000"/>
-                <w:sz w:val="22"/>
-                <w:szCs w:val="22"/>
-              </w:rPr>
-            </w:pPr>
-            <w:r>
-              <w:rPr>
-                <w:rFonts w:ascii="Calibri" w:hAnsi="Calibri" w:cs="Calibri"/>
-                <w:b/>
-                <w:bCs/>
-                <w:color w:val="000000"/>
-                <w:sz w:val="22"/>
-                <w:szCs w:val="22"/>
-              </w:rPr>
-              <w:t> </w:t>
-            </w:r>
-          </w:p>
-        </w:tc>
-        <w:tc>
-          <w:tcPr>
-            <w:tcW w:w="3796" w:type="dxa"/>
-            <w:tcBorders>
-              <w:top w:val="nil"/>
-              <w:left w:val="nil"/>
-              <w:bottom w:val="single" w:sz="4" w:space="0" w:color="auto"/>
-              <w:right w:val="single" w:sz="4" w:space="0" w:color="auto"/>
-            </w:tcBorders>
-            <w:noWrap/>
-            <w:vAlign w:val="bottom"/>
-          </w:tcPr>
-          <w:p>
-            <w:pPr>
-              <w:rPr>
-                <w:rFonts w:ascii="Calibri" w:hAnsi="Calibri" w:cs="Calibri"/>
-                <w:b/>
-                <w:bCs/>
-                <w:color w:val="000000"/>
-                <w:sz w:val="22"/>
-                <w:szCs w:val="22"/>
-              </w:rPr>
-            </w:pPr>
-            <w:r>
-              <w:rPr>
-                <w:rFonts w:ascii="Calibri" w:hAnsi="Calibri" w:cs="Calibri"/>
-                <w:b/>
-                <w:bCs/>
-                <w:color w:val="000000"/>
-                <w:sz w:val="22"/>
-                <w:szCs w:val="22"/>
-              </w:rPr>
-              <w:t> </w:t>
-            </w:r>
-          </w:p>
-        </w:tc>
-        <w:tc>
-          <w:tcPr>
-            <w:tcW w:w="3225" w:type="dxa"/>
-            <w:tcBorders>
-              <w:top w:val="nil"/>
-              <w:left w:val="nil"/>
-              <w:bottom w:val="single" w:sz="4" w:space="0" w:color="auto"/>
-              <w:right w:val="single" w:sz="4" w:space="0" w:color="auto"/>
-            </w:tcBorders>
-            <w:noWrap/>
-            <w:vAlign w:val="bottom"/>
-          </w:tcPr>
-          <w:p>
-            <w:pPr>
-              <w:rPr>
-                <w:rFonts w:ascii="Calibri" w:hAnsi="Calibri" w:cs="Calibri"/>
-                <w:b/>
-                <w:bCs/>
-                <w:color w:val="000000"/>
-                <w:sz w:val="22"/>
-                <w:szCs w:val="22"/>
-              </w:rPr>
-            </w:pPr>
-            <w:r>
-              <w:rPr>
-                <w:rFonts w:ascii="Calibri" w:hAnsi="Calibri" w:cs="Calibri"/>
-                <w:b/>
-                <w:bCs/>
-                <w:color w:val="000000"/>
-                <w:sz w:val="22"/>
-                <w:szCs w:val="22"/>
-              </w:rPr>
-              <w:t> </w:t>
-            </w:r>
-          </w:p>
-        </w:tc>
-        <w:tc>
-          <w:tcPr>
-            <w:tcW w:w="4118" w:type="dxa"/>
+              <w:t>10</w:t>
+            </w:r>
+          </w:p>
+        </w:tc>
+        <w:tc>
+          <w:tcPr>
+            <w:tcW w:w="3220" w:type="dxa"/>
+            <w:tcBorders>
+              <w:top w:val="single" w:sz="4" w:space="0" w:color="auto"/>
+              <w:left w:val="nil"/>
+              <w:bottom w:val="single" w:sz="4" w:space="0" w:color="auto"/>
+              <w:right w:val="single" w:sz="4" w:space="0" w:color="auto"/>
+            </w:tcBorders>
+            <w:noWrap/>
+            <w:vAlign w:val="bottom"/>
+          </w:tcPr>
+          <w:p>
+            <w:pPr>
+              <w:rPr>
+                <w:rFonts w:ascii="Calibri" w:hAnsi="Calibri" w:cs="Calibri"/>
+                <w:b/>
+                <w:bCs/>
+                <w:color w:val="000000"/>
+                <w:sz w:val="22"/>
+                <w:szCs w:val="22"/>
+              </w:rPr>
+            </w:pPr>
+          </w:p>
+        </w:tc>
+        <w:tc>
+          <w:tcPr>
+            <w:tcW w:w="3849" w:type="dxa"/>
+            <w:tcBorders>
+              <w:top w:val="single" w:sz="4" w:space="0" w:color="auto"/>
+              <w:left w:val="nil"/>
+              <w:bottom w:val="single" w:sz="4" w:space="0" w:color="auto"/>
+              <w:right w:val="single" w:sz="4" w:space="0" w:color="auto"/>
+            </w:tcBorders>
+            <w:noWrap/>
+            <w:vAlign w:val="bottom"/>
+          </w:tcPr>
+          <w:p>
+            <w:pPr>
+              <w:rPr>
+                <w:rFonts w:ascii="Calibri" w:hAnsi="Calibri" w:cs="Calibri"/>
+                <w:b/>
+                <w:bCs/>
+                <w:color w:val="000000"/>
+                <w:sz w:val="22"/>
+                <w:szCs w:val="22"/>
+              </w:rPr>
+            </w:pPr>
+          </w:p>
+        </w:tc>
+        <w:tc>
+          <w:tcPr>
+            <w:tcW w:w="3270" w:type="dxa"/>
+            <w:tcBorders>
+              <w:top w:val="single" w:sz="4" w:space="0" w:color="auto"/>
+              <w:left w:val="nil"/>
+              <w:bottom w:val="single" w:sz="4" w:space="0" w:color="auto"/>
+              <w:right w:val="single" w:sz="4" w:space="0" w:color="auto"/>
+            </w:tcBorders>
+            <w:noWrap/>
+            <w:vAlign w:val="bottom"/>
+          </w:tcPr>
+          <w:p>
+            <w:pPr>
+              <w:rPr>
+                <w:rFonts w:ascii="Calibri" w:hAnsi="Calibri" w:cs="Calibri"/>
+                <w:b/>
+                <w:bCs/>
+                <w:color w:val="000000"/>
+                <w:sz w:val="22"/>
+                <w:szCs w:val="22"/>
+              </w:rPr>
+            </w:pPr>
+          </w:p>
+        </w:tc>
+        <w:tc>
+          <w:tcPr>
+            <w:tcW w:w="4176" w:type="dxa"/>
             <w:tcBorders>
               <w:top w:val="single" w:sz="4" w:space="0" w:color="auto"/>
               <w:left w:val="nil"/>
@@ -2749,18 +2467,7 @@
                 <w:sz w:val="22"/>
                 <w:szCs w:val="22"/>
               </w:rPr>
-              <w:t>1</w:t>
-            </w:r>
-            <w:r>
-              <w:rPr>
-                <w:rFonts w:ascii="Calibri" w:hAnsi="Calibri" w:cs="Calibri"/>
-                <w:b/>
-                <w:bCs/>
-                <w:color w:val="000000"/>
-                <w:sz w:val="22"/>
-                <w:szCs w:val="22"/>
-              </w:rPr>
-              <w:t>0</w:t>
+              <w:t>10</w:t>
             </w:r>
             <w:r>
               <w:rPr>
@@ -2782,9 +2489,9 @@
         </w:trPr>
         <w:tc>
           <w:tcPr>
-            <w:tcW w:w="743" w:type="dxa"/>
-            <w:tcBorders>
-              <w:top w:val="nil"/>
+            <w:tcW w:w="754" w:type="dxa"/>
+            <w:tcBorders>
+              <w:top w:val="single" w:sz="4" w:space="0" w:color="auto"/>
               <w:left w:val="single" w:sz="4" w:space="0" w:color="auto"/>
               <w:bottom w:val="single" w:sz="4" w:space="0" w:color="auto"/>
               <w:right w:val="single" w:sz="4" w:space="0" w:color="auto"/>
@@ -2813,132 +2520,88 @@
                 <w:sz w:val="22"/>
                 <w:szCs w:val="22"/>
               </w:rPr>
-              <w:t>1</w:t>
-            </w:r>
-            <w:r>
-              <w:rPr>
-                <w:rFonts w:ascii="Calibri" w:hAnsi="Calibri" w:cs="Calibri"/>
-                <w:b/>
-                <w:bCs/>
-                <w:color w:val="000000"/>
-                <w:sz w:val="22"/>
-                <w:szCs w:val="22"/>
-              </w:rPr>
-              <w:t>1</w:t>
-            </w:r>
-          </w:p>
-        </w:tc>
-        <w:tc>
-          <w:tcPr>
-            <w:tcW w:w="3175" w:type="dxa"/>
-            <w:tcBorders>
-              <w:top w:val="nil"/>
-              <w:left w:val="nil"/>
-              <w:bottom w:val="single" w:sz="4" w:space="0" w:color="auto"/>
-              <w:right w:val="single" w:sz="4" w:space="0" w:color="auto"/>
-            </w:tcBorders>
-            <w:noWrap/>
-            <w:vAlign w:val="bottom"/>
-          </w:tcPr>
-          <w:p>
-            <w:pPr>
-              <w:rPr>
-                <w:rFonts w:ascii="Calibri" w:hAnsi="Calibri" w:cs="Calibri"/>
-                <w:b/>
-                <w:bCs/>
-                <w:color w:val="000000"/>
-                <w:sz w:val="22"/>
-                <w:szCs w:val="22"/>
-              </w:rPr>
-            </w:pPr>
-            <w:r>
-              <w:rPr>
-                <w:rFonts w:ascii="Calibri" w:hAnsi="Calibri" w:cs="Calibri"/>
-                <w:b/>
-                <w:bCs/>
-                <w:color w:val="000000"/>
-                <w:sz w:val="22"/>
-                <w:szCs w:val="22"/>
-              </w:rPr>
-              <w:t> </w:t>
-            </w:r>
-          </w:p>
-        </w:tc>
-        <w:tc>
-          <w:tcPr>
-            <w:tcW w:w="3796" w:type="dxa"/>
-            <w:tcBorders>
-              <w:top w:val="nil"/>
-              <w:left w:val="nil"/>
-              <w:bottom w:val="single" w:sz="4" w:space="0" w:color="auto"/>
-              <w:right w:val="single" w:sz="4" w:space="0" w:color="auto"/>
-            </w:tcBorders>
-            <w:noWrap/>
-            <w:vAlign w:val="bottom"/>
-          </w:tcPr>
-          <w:p>
-            <w:pPr>
-              <w:rPr>
-                <w:rFonts w:ascii="Calibri" w:hAnsi="Calibri" w:cs="Calibri"/>
-                <w:b/>
-                <w:bCs/>
-                <w:color w:val="000000"/>
-                <w:sz w:val="22"/>
-                <w:szCs w:val="22"/>
-              </w:rPr>
-            </w:pPr>
-            <w:r>
-              <w:rPr>
-                <w:rFonts w:ascii="Calibri" w:hAnsi="Calibri" w:cs="Calibri"/>
-                <w:b/>
-                <w:bCs/>
-                <w:color w:val="000000"/>
-                <w:sz w:val="22"/>
-                <w:szCs w:val="22"/>
-              </w:rPr>
-              <w:t> </w:t>
-            </w:r>
-          </w:p>
-        </w:tc>
-        <w:tc>
-          <w:tcPr>
-            <w:tcW w:w="3225" w:type="dxa"/>
-            <w:tcBorders>
-              <w:top w:val="nil"/>
-              <w:left w:val="nil"/>
-              <w:bottom w:val="single" w:sz="4" w:space="0" w:color="auto"/>
-              <w:right w:val="single" w:sz="4" w:space="0" w:color="auto"/>
-            </w:tcBorders>
-            <w:noWrap/>
-            <w:vAlign w:val="bottom"/>
-          </w:tcPr>
-          <w:p>
-            <w:pPr>
-              <w:rPr>
-                <w:rFonts w:ascii="Calibri" w:hAnsi="Calibri" w:cs="Calibri"/>
-                <w:b/>
-                <w:bCs/>
-                <w:color w:val="000000"/>
-                <w:sz w:val="22"/>
-                <w:szCs w:val="22"/>
-              </w:rPr>
-            </w:pPr>
-            <w:r>
-              <w:rPr>
-                <w:rFonts w:ascii="Calibri" w:hAnsi="Calibri" w:cs="Calibri"/>
-                <w:b/>
-                <w:bCs/>
-                <w:color w:val="000000"/>
-                <w:sz w:val="22"/>
-                <w:szCs w:val="22"/>
-              </w:rPr>
-              <w:t> </w:t>
-            </w:r>
-          </w:p>
-        </w:tc>
-        <w:tc>
-          <w:tcPr>
-            <w:tcW w:w="4118" w:type="dxa"/>
+              <w:t>11</w:t>
+            </w:r>
+          </w:p>
+        </w:tc>
+        <w:tc>
+          <w:tcPr>
+            <w:tcW w:w="3220" w:type="dxa"/>
+            <w:tcBorders>
+              <w:top w:val="single" w:sz="4" w:space="0" w:color="auto"/>
+              <w:left w:val="nil"/>
+              <w:bottom w:val="single" w:sz="4" w:space="0" w:color="auto"/>
+              <w:right w:val="single" w:sz="4" w:space="0" w:color="auto"/>
+            </w:tcBorders>
+            <w:noWrap/>
+            <w:vAlign w:val="bottom"/>
+          </w:tcPr>
+          <w:p>
+            <w:pPr>
+              <w:rPr>
+                <w:rFonts w:ascii="Calibri" w:hAnsi="Calibri" w:cs="Calibri"/>
+                <w:b/>
+                <w:bCs/>
+                <w:color w:val="000000"/>
+                <w:sz w:val="22"/>
+                <w:szCs w:val="22"/>
+              </w:rPr>
+            </w:pPr>
+          </w:p>
+        </w:tc>
+        <w:tc>
+          <w:tcPr>
+            <w:tcW w:w="3849" w:type="dxa"/>
+            <w:tcBorders>
+              <w:top w:val="single" w:sz="4" w:space="0" w:color="auto"/>
+              <w:left w:val="nil"/>
+              <w:bottom w:val="single" w:sz="4" w:space="0" w:color="auto"/>
+              <w:right w:val="single" w:sz="4" w:space="0" w:color="auto"/>
+            </w:tcBorders>
+            <w:noWrap/>
+            <w:vAlign w:val="bottom"/>
+          </w:tcPr>
+          <w:p>
+            <w:pPr>
+              <w:rPr>
+                <w:rFonts w:ascii="Calibri" w:hAnsi="Calibri" w:cs="Calibri"/>
+                <w:b/>
+                <w:bCs/>
+                <w:color w:val="000000"/>
+                <w:sz w:val="22"/>
+                <w:szCs w:val="22"/>
+              </w:rPr>
+            </w:pPr>
+          </w:p>
+        </w:tc>
+        <w:tc>
+          <w:tcPr>
+            <w:tcW w:w="3270" w:type="dxa"/>
+            <w:tcBorders>
+              <w:top w:val="single" w:sz="4" w:space="0" w:color="auto"/>
+              <w:left w:val="nil"/>
+              <w:bottom w:val="single" w:sz="4" w:space="0" w:color="auto"/>
+              <w:right w:val="single" w:sz="4" w:space="0" w:color="auto"/>
+            </w:tcBorders>
+            <w:noWrap/>
+            <w:vAlign w:val="bottom"/>
+          </w:tcPr>
+          <w:p>
+            <w:pPr>
+              <w:rPr>
+                <w:rFonts w:ascii="Calibri" w:hAnsi="Calibri" w:cs="Calibri"/>
+                <w:b/>
+                <w:bCs/>
+                <w:color w:val="000000"/>
+                <w:sz w:val="22"/>
+                <w:szCs w:val="22"/>
+              </w:rPr>
+            </w:pPr>
+          </w:p>
+        </w:tc>
+        <w:tc>
+          <w:tcPr>
+            <w:tcW w:w="4176" w:type="dxa"/>
             <w:tcBorders>
               <w:top w:val="single" w:sz="4" w:space="0" w:color="auto"/>
               <w:left w:val="nil"/>
@@ -2968,18 +2631,7 @@
                 <w:sz w:val="22"/>
                 <w:szCs w:val="22"/>
               </w:rPr>
-              <w:t>1</w:t>
-            </w:r>
-            <w:r>
-              <w:rPr>
-                <w:rFonts w:ascii="Calibri" w:hAnsi="Calibri" w:cs="Calibri"/>
-                <w:b/>
-                <w:bCs/>
-                <w:color w:val="000000"/>
-                <w:sz w:val="22"/>
-                <w:szCs w:val="22"/>
-              </w:rPr>
-              <w:t>1</w:t>
+              <w:t>11</w:t>
             </w:r>
             <w:r>
               <w:rPr>
@@ -3001,9 +2653,9 @@
         </w:trPr>
         <w:tc>
           <w:tcPr>
-            <w:tcW w:w="743" w:type="dxa"/>
-            <w:tcBorders>
-              <w:top w:val="nil"/>
+            <w:tcW w:w="754" w:type="dxa"/>
+            <w:tcBorders>
+              <w:top w:val="single" w:sz="4" w:space="0" w:color="auto"/>
               <w:left w:val="single" w:sz="4" w:space="0" w:color="auto"/>
               <w:bottom w:val="single" w:sz="4" w:space="0" w:color="auto"/>
               <w:right w:val="single" w:sz="4" w:space="0" w:color="auto"/>
@@ -3032,132 +2684,88 @@
                 <w:sz w:val="22"/>
                 <w:szCs w:val="22"/>
               </w:rPr>
-              <w:t>1</w:t>
-            </w:r>
-            <w:r>
-              <w:rPr>
-                <w:rFonts w:ascii="Calibri" w:hAnsi="Calibri" w:cs="Calibri"/>
-                <w:b/>
-                <w:bCs/>
-                <w:color w:val="000000"/>
-                <w:sz w:val="22"/>
-                <w:szCs w:val="22"/>
-              </w:rPr>
-              <w:t>2</w:t>
-            </w:r>
-          </w:p>
-        </w:tc>
-        <w:tc>
-          <w:tcPr>
-            <w:tcW w:w="3175" w:type="dxa"/>
-            <w:tcBorders>
-              <w:top w:val="nil"/>
-              <w:left w:val="nil"/>
-              <w:bottom w:val="single" w:sz="4" w:space="0" w:color="auto"/>
-              <w:right w:val="single" w:sz="4" w:space="0" w:color="auto"/>
-            </w:tcBorders>
-            <w:noWrap/>
-            <w:vAlign w:val="bottom"/>
-          </w:tcPr>
-          <w:p>
-            <w:pPr>
-              <w:rPr>
-                <w:rFonts w:ascii="Calibri" w:hAnsi="Calibri" w:cs="Calibri"/>
-                <w:b/>
-                <w:bCs/>
-                <w:color w:val="000000"/>
-                <w:sz w:val="22"/>
-                <w:szCs w:val="22"/>
-              </w:rPr>
-            </w:pPr>
-            <w:r>
-              <w:rPr>
-                <w:rFonts w:ascii="Calibri" w:hAnsi="Calibri" w:cs="Calibri"/>
-                <w:b/>
-                <w:bCs/>
-                <w:color w:val="000000"/>
-                <w:sz w:val="22"/>
-                <w:szCs w:val="22"/>
-              </w:rPr>
-              <w:t> </w:t>
-            </w:r>
-          </w:p>
-        </w:tc>
-        <w:tc>
-          <w:tcPr>
-            <w:tcW w:w="3796" w:type="dxa"/>
-            <w:tcBorders>
-              <w:top w:val="nil"/>
-              <w:left w:val="nil"/>
-              <w:bottom w:val="single" w:sz="4" w:space="0" w:color="auto"/>
-              <w:right w:val="single" w:sz="4" w:space="0" w:color="auto"/>
-            </w:tcBorders>
-            <w:noWrap/>
-            <w:vAlign w:val="bottom"/>
-          </w:tcPr>
-          <w:p>
-            <w:pPr>
-              <w:rPr>
-                <w:rFonts w:ascii="Calibri" w:hAnsi="Calibri" w:cs="Calibri"/>
-                <w:b/>
-                <w:bCs/>
-                <w:color w:val="000000"/>
-                <w:sz w:val="22"/>
-                <w:szCs w:val="22"/>
-              </w:rPr>
-            </w:pPr>
-            <w:r>
-              <w:rPr>
-                <w:rFonts w:ascii="Calibri" w:hAnsi="Calibri" w:cs="Calibri"/>
-                <w:b/>
-                <w:bCs/>
-                <w:color w:val="000000"/>
-                <w:sz w:val="22"/>
-                <w:szCs w:val="22"/>
-              </w:rPr>
-              <w:t> </w:t>
-            </w:r>
-          </w:p>
-        </w:tc>
-        <w:tc>
-          <w:tcPr>
-            <w:tcW w:w="3225" w:type="dxa"/>
-            <w:tcBorders>
-              <w:top w:val="nil"/>
-              <w:left w:val="nil"/>
-              <w:bottom w:val="single" w:sz="4" w:space="0" w:color="auto"/>
-              <w:right w:val="single" w:sz="4" w:space="0" w:color="auto"/>
-            </w:tcBorders>
-            <w:noWrap/>
-            <w:vAlign w:val="bottom"/>
-          </w:tcPr>
-          <w:p>
-            <w:pPr>
-              <w:rPr>
-                <w:rFonts w:ascii="Calibri" w:hAnsi="Calibri" w:cs="Calibri"/>
-                <w:b/>
-                <w:bCs/>
-                <w:color w:val="000000"/>
-                <w:sz w:val="22"/>
-                <w:szCs w:val="22"/>
-              </w:rPr>
-            </w:pPr>
-            <w:r>
-              <w:rPr>
-                <w:rFonts w:ascii="Calibri" w:hAnsi="Calibri" w:cs="Calibri"/>
-                <w:b/>
-                <w:bCs/>
-                <w:color w:val="000000"/>
-                <w:sz w:val="22"/>
-                <w:szCs w:val="22"/>
-              </w:rPr>
-              <w:t> </w:t>
-            </w:r>
-          </w:p>
-        </w:tc>
-        <w:tc>
-          <w:tcPr>
-            <w:tcW w:w="4118" w:type="dxa"/>
+              <w:t>12</w:t>
+            </w:r>
+          </w:p>
+        </w:tc>
+        <w:tc>
+          <w:tcPr>
+            <w:tcW w:w="3220" w:type="dxa"/>
+            <w:tcBorders>
+              <w:top w:val="single" w:sz="4" w:space="0" w:color="auto"/>
+              <w:left w:val="nil"/>
+              <w:bottom w:val="single" w:sz="4" w:space="0" w:color="auto"/>
+              <w:right w:val="single" w:sz="4" w:space="0" w:color="auto"/>
+            </w:tcBorders>
+            <w:noWrap/>
+            <w:vAlign w:val="bottom"/>
+          </w:tcPr>
+          <w:p>
+            <w:pPr>
+              <w:rPr>
+                <w:rFonts w:ascii="Calibri" w:hAnsi="Calibri" w:cs="Calibri"/>
+                <w:b/>
+                <w:bCs/>
+                <w:color w:val="000000"/>
+                <w:sz w:val="22"/>
+                <w:szCs w:val="22"/>
+              </w:rPr>
+            </w:pPr>
+          </w:p>
+        </w:tc>
+        <w:tc>
+          <w:tcPr>
+            <w:tcW w:w="3849" w:type="dxa"/>
+            <w:tcBorders>
+              <w:top w:val="single" w:sz="4" w:space="0" w:color="auto"/>
+              <w:left w:val="nil"/>
+              <w:bottom w:val="single" w:sz="4" w:space="0" w:color="auto"/>
+              <w:right w:val="single" w:sz="4" w:space="0" w:color="auto"/>
+            </w:tcBorders>
+            <w:noWrap/>
+            <w:vAlign w:val="bottom"/>
+          </w:tcPr>
+          <w:p>
+            <w:pPr>
+              <w:rPr>
+                <w:rFonts w:ascii="Calibri" w:hAnsi="Calibri" w:cs="Calibri"/>
+                <w:b/>
+                <w:bCs/>
+                <w:color w:val="000000"/>
+                <w:sz w:val="22"/>
+                <w:szCs w:val="22"/>
+              </w:rPr>
+            </w:pPr>
+          </w:p>
+        </w:tc>
+        <w:tc>
+          <w:tcPr>
+            <w:tcW w:w="3270" w:type="dxa"/>
+            <w:tcBorders>
+              <w:top w:val="single" w:sz="4" w:space="0" w:color="auto"/>
+              <w:left w:val="nil"/>
+              <w:bottom w:val="single" w:sz="4" w:space="0" w:color="auto"/>
+              <w:right w:val="single" w:sz="4" w:space="0" w:color="auto"/>
+            </w:tcBorders>
+            <w:noWrap/>
+            <w:vAlign w:val="bottom"/>
+          </w:tcPr>
+          <w:p>
+            <w:pPr>
+              <w:rPr>
+                <w:rFonts w:ascii="Calibri" w:hAnsi="Calibri" w:cs="Calibri"/>
+                <w:b/>
+                <w:bCs/>
+                <w:color w:val="000000"/>
+                <w:sz w:val="22"/>
+                <w:szCs w:val="22"/>
+              </w:rPr>
+            </w:pPr>
+          </w:p>
+        </w:tc>
+        <w:tc>
+          <w:tcPr>
+            <w:tcW w:w="4176" w:type="dxa"/>
             <w:tcBorders>
               <w:top w:val="single" w:sz="4" w:space="0" w:color="auto"/>
               <w:left w:val="nil"/>
@@ -3188,18 +2796,7 @@
                 <w:sz w:val="22"/>
                 <w:szCs w:val="22"/>
               </w:rPr>
-              <w:t>1</w:t>
-            </w:r>
-            <w:r>
-              <w:rPr>
-                <w:rFonts w:ascii="Calibri" w:hAnsi="Calibri" w:cs="Calibri"/>
-                <w:b/>
-                <w:bCs/>
-                <w:color w:val="000000"/>
-                <w:sz w:val="22"/>
-                <w:szCs w:val="22"/>
-              </w:rPr>
-              <w:t>2</w:t>
+              <w:t>12</w:t>
             </w:r>
             <w:r>
               <w:rPr>
@@ -3221,9 +2818,9 @@
         </w:trPr>
         <w:tc>
           <w:tcPr>
-            <w:tcW w:w="743" w:type="dxa"/>
-            <w:tcBorders>
-              <w:top w:val="nil"/>
+            <w:tcW w:w="754" w:type="dxa"/>
+            <w:tcBorders>
+              <w:top w:val="single" w:sz="4" w:space="0" w:color="auto"/>
               <w:left w:val="single" w:sz="4" w:space="0" w:color="auto"/>
               <w:bottom w:val="single" w:sz="4" w:space="0" w:color="auto"/>
               <w:right w:val="single" w:sz="4" w:space="0" w:color="auto"/>
@@ -3252,132 +2849,88 @@
                 <w:sz w:val="22"/>
                 <w:szCs w:val="22"/>
               </w:rPr>
-              <w:t>1</w:t>
-            </w:r>
-            <w:r>
-              <w:rPr>
-                <w:rFonts w:ascii="Calibri" w:hAnsi="Calibri" w:cs="Calibri"/>
-                <w:b/>
-                <w:bCs/>
-                <w:color w:val="000000"/>
-                <w:sz w:val="22"/>
-                <w:szCs w:val="22"/>
-              </w:rPr>
-              <w:t>3</w:t>
-            </w:r>
-          </w:p>
-        </w:tc>
-        <w:tc>
-          <w:tcPr>
-            <w:tcW w:w="3175" w:type="dxa"/>
-            <w:tcBorders>
-              <w:top w:val="nil"/>
-              <w:left w:val="nil"/>
-              <w:bottom w:val="single" w:sz="4" w:space="0" w:color="auto"/>
-              <w:right w:val="single" w:sz="4" w:space="0" w:color="auto"/>
-            </w:tcBorders>
-            <w:noWrap/>
-            <w:vAlign w:val="bottom"/>
-          </w:tcPr>
-          <w:p>
-            <w:pPr>
-              <w:rPr>
-                <w:rFonts w:ascii="Calibri" w:hAnsi="Calibri" w:cs="Calibri"/>
-                <w:b/>
-                <w:bCs/>
-                <w:color w:val="000000"/>
-                <w:sz w:val="22"/>
-                <w:szCs w:val="22"/>
-              </w:rPr>
-            </w:pPr>
-            <w:r>
-              <w:rPr>
-                <w:rFonts w:ascii="Calibri" w:hAnsi="Calibri" w:cs="Calibri"/>
-                <w:b/>
-                <w:bCs/>
-                <w:color w:val="000000"/>
-                <w:sz w:val="22"/>
-                <w:szCs w:val="22"/>
-              </w:rPr>
-              <w:t> </w:t>
-            </w:r>
-          </w:p>
-        </w:tc>
-        <w:tc>
-          <w:tcPr>
-            <w:tcW w:w="3796" w:type="dxa"/>
-            <w:tcBorders>
-              <w:top w:val="nil"/>
-              <w:left w:val="nil"/>
-              <w:bottom w:val="single" w:sz="4" w:space="0" w:color="auto"/>
-              <w:right w:val="single" w:sz="4" w:space="0" w:color="auto"/>
-            </w:tcBorders>
-            <w:noWrap/>
-            <w:vAlign w:val="bottom"/>
-          </w:tcPr>
-          <w:p>
-            <w:pPr>
-              <w:rPr>
-                <w:rFonts w:ascii="Calibri" w:hAnsi="Calibri" w:cs="Calibri"/>
-                <w:b/>
-                <w:bCs/>
-                <w:color w:val="000000"/>
-                <w:sz w:val="22"/>
-                <w:szCs w:val="22"/>
-              </w:rPr>
-            </w:pPr>
-            <w:r>
-              <w:rPr>
-                <w:rFonts w:ascii="Calibri" w:hAnsi="Calibri" w:cs="Calibri"/>
-                <w:b/>
-                <w:bCs/>
-                <w:color w:val="000000"/>
-                <w:sz w:val="22"/>
-                <w:szCs w:val="22"/>
-              </w:rPr>
-              <w:t> </w:t>
-            </w:r>
-          </w:p>
-        </w:tc>
-        <w:tc>
-          <w:tcPr>
-            <w:tcW w:w="3225" w:type="dxa"/>
-            <w:tcBorders>
-              <w:top w:val="nil"/>
-              <w:left w:val="nil"/>
-              <w:bottom w:val="single" w:sz="4" w:space="0" w:color="auto"/>
-              <w:right w:val="single" w:sz="4" w:space="0" w:color="auto"/>
-            </w:tcBorders>
-            <w:noWrap/>
-            <w:vAlign w:val="bottom"/>
-          </w:tcPr>
-          <w:p>
-            <w:pPr>
-              <w:rPr>
-                <w:rFonts w:ascii="Calibri" w:hAnsi="Calibri" w:cs="Calibri"/>
-                <w:b/>
-                <w:bCs/>
-                <w:color w:val="000000"/>
-                <w:sz w:val="22"/>
-                <w:szCs w:val="22"/>
-              </w:rPr>
-            </w:pPr>
-            <w:r>
-              <w:rPr>
-                <w:rFonts w:ascii="Calibri" w:hAnsi="Calibri" w:cs="Calibri"/>
-                <w:b/>
-                <w:bCs/>
-                <w:color w:val="000000"/>
-                <w:sz w:val="22"/>
-                <w:szCs w:val="22"/>
-              </w:rPr>
-              <w:t> </w:t>
-            </w:r>
-          </w:p>
-        </w:tc>
-        <w:tc>
-          <w:tcPr>
-            <w:tcW w:w="4118" w:type="dxa"/>
+              <w:t>13</w:t>
+            </w:r>
+          </w:p>
+        </w:tc>
+        <w:tc>
+          <w:tcPr>
+            <w:tcW w:w="3220" w:type="dxa"/>
+            <w:tcBorders>
+              <w:top w:val="single" w:sz="4" w:space="0" w:color="auto"/>
+              <w:left w:val="nil"/>
+              <w:bottom w:val="single" w:sz="4" w:space="0" w:color="auto"/>
+              <w:right w:val="single" w:sz="4" w:space="0" w:color="auto"/>
+            </w:tcBorders>
+            <w:noWrap/>
+            <w:vAlign w:val="bottom"/>
+          </w:tcPr>
+          <w:p>
+            <w:pPr>
+              <w:rPr>
+                <w:rFonts w:ascii="Calibri" w:hAnsi="Calibri" w:cs="Calibri"/>
+                <w:b/>
+                <w:bCs/>
+                <w:color w:val="000000"/>
+                <w:sz w:val="22"/>
+                <w:szCs w:val="22"/>
+              </w:rPr>
+            </w:pPr>
+          </w:p>
+        </w:tc>
+        <w:tc>
+          <w:tcPr>
+            <w:tcW w:w="3849" w:type="dxa"/>
+            <w:tcBorders>
+              <w:top w:val="single" w:sz="4" w:space="0" w:color="auto"/>
+              <w:left w:val="nil"/>
+              <w:bottom w:val="single" w:sz="4" w:space="0" w:color="auto"/>
+              <w:right w:val="single" w:sz="4" w:space="0" w:color="auto"/>
+            </w:tcBorders>
+            <w:noWrap/>
+            <w:vAlign w:val="bottom"/>
+          </w:tcPr>
+          <w:p>
+            <w:pPr>
+              <w:rPr>
+                <w:rFonts w:ascii="Calibri" w:hAnsi="Calibri" w:cs="Calibri"/>
+                <w:b/>
+                <w:bCs/>
+                <w:color w:val="000000"/>
+                <w:sz w:val="22"/>
+                <w:szCs w:val="22"/>
+              </w:rPr>
+            </w:pPr>
+          </w:p>
+        </w:tc>
+        <w:tc>
+          <w:tcPr>
+            <w:tcW w:w="3270" w:type="dxa"/>
+            <w:tcBorders>
+              <w:top w:val="single" w:sz="4" w:space="0" w:color="auto"/>
+              <w:left w:val="nil"/>
+              <w:bottom w:val="single" w:sz="4" w:space="0" w:color="auto"/>
+              <w:right w:val="single" w:sz="4" w:space="0" w:color="auto"/>
+            </w:tcBorders>
+            <w:noWrap/>
+            <w:vAlign w:val="bottom"/>
+          </w:tcPr>
+          <w:p>
+            <w:pPr>
+              <w:rPr>
+                <w:rFonts w:ascii="Calibri" w:hAnsi="Calibri" w:cs="Calibri"/>
+                <w:b/>
+                <w:bCs/>
+                <w:color w:val="000000"/>
+                <w:sz w:val="22"/>
+                <w:szCs w:val="22"/>
+              </w:rPr>
+            </w:pPr>
+          </w:p>
+        </w:tc>
+        <w:tc>
+          <w:tcPr>
+            <w:tcW w:w="4176" w:type="dxa"/>
             <w:tcBorders>
               <w:top w:val="single" w:sz="4" w:space="0" w:color="auto"/>
               <w:left w:val="nil"/>
@@ -3407,18 +2960,7 @@
                 <w:sz w:val="22"/>
                 <w:szCs w:val="22"/>
               </w:rPr>
-              <w:t>1</w:t>
-            </w:r>
-            <w:r>
-              <w:rPr>
-                <w:rFonts w:ascii="Calibri" w:hAnsi="Calibri" w:cs="Calibri"/>
-                <w:b/>
-                <w:bCs/>
-                <w:color w:val="000000"/>
-                <w:sz w:val="22"/>
-                <w:szCs w:val="22"/>
-              </w:rPr>
-              <w:t>3</w:t>
+              <w:t>13</w:t>
             </w:r>
             <w:r>
               <w:rPr>
@@ -3440,9 +2982,9 @@
         </w:trPr>
         <w:tc>
           <w:tcPr>
-            <w:tcW w:w="743" w:type="dxa"/>
-            <w:tcBorders>
-              <w:top w:val="nil"/>
+            <w:tcW w:w="754" w:type="dxa"/>
+            <w:tcBorders>
+              <w:top w:val="single" w:sz="4" w:space="0" w:color="auto"/>
               <w:left w:val="single" w:sz="4" w:space="0" w:color="auto"/>
               <w:bottom w:val="single" w:sz="4" w:space="0" w:color="auto"/>
               <w:right w:val="single" w:sz="4" w:space="0" w:color="auto"/>
@@ -3471,132 +3013,88 @@
                 <w:sz w:val="22"/>
                 <w:szCs w:val="22"/>
               </w:rPr>
-              <w:t>1</w:t>
-            </w:r>
-            <w:r>
-              <w:rPr>
-                <w:rFonts w:ascii="Calibri" w:hAnsi="Calibri" w:cs="Calibri"/>
-                <w:b/>
-                <w:bCs/>
-                <w:color w:val="000000"/>
-                <w:sz w:val="22"/>
-                <w:szCs w:val="22"/>
-              </w:rPr>
-              <w:t>4</w:t>
-            </w:r>
-          </w:p>
-        </w:tc>
-        <w:tc>
-          <w:tcPr>
-            <w:tcW w:w="3175" w:type="dxa"/>
-            <w:tcBorders>
-              <w:top w:val="nil"/>
-              <w:left w:val="nil"/>
-              <w:bottom w:val="single" w:sz="4" w:space="0" w:color="auto"/>
-              <w:right w:val="single" w:sz="4" w:space="0" w:color="auto"/>
-            </w:tcBorders>
-            <w:noWrap/>
-            <w:vAlign w:val="bottom"/>
-          </w:tcPr>
-          <w:p>
-            <w:pPr>
-              <w:rPr>
-                <w:rFonts w:ascii="Calibri" w:hAnsi="Calibri" w:cs="Calibri"/>
-                <w:b/>
-                <w:bCs/>
-                <w:color w:val="000000"/>
-                <w:sz w:val="22"/>
-                <w:szCs w:val="22"/>
-              </w:rPr>
-            </w:pPr>
-            <w:r>
-              <w:rPr>
-                <w:rFonts w:ascii="Calibri" w:hAnsi="Calibri" w:cs="Calibri"/>
-                <w:b/>
-                <w:bCs/>
-                <w:color w:val="000000"/>
-                <w:sz w:val="22"/>
-                <w:szCs w:val="22"/>
-              </w:rPr>
-              <w:t> </w:t>
-            </w:r>
-          </w:p>
-        </w:tc>
-        <w:tc>
-          <w:tcPr>
-            <w:tcW w:w="3796" w:type="dxa"/>
-            <w:tcBorders>
-              <w:top w:val="nil"/>
-              <w:left w:val="nil"/>
-              <w:bottom w:val="single" w:sz="4" w:space="0" w:color="auto"/>
-              <w:right w:val="single" w:sz="4" w:space="0" w:color="auto"/>
-            </w:tcBorders>
-            <w:noWrap/>
-            <w:vAlign w:val="bottom"/>
-          </w:tcPr>
-          <w:p>
-            <w:pPr>
-              <w:rPr>
-                <w:rFonts w:ascii="Calibri" w:hAnsi="Calibri" w:cs="Calibri"/>
-                <w:b/>
-                <w:bCs/>
-                <w:color w:val="000000"/>
-                <w:sz w:val="22"/>
-                <w:szCs w:val="22"/>
-              </w:rPr>
-            </w:pPr>
-            <w:r>
-              <w:rPr>
-                <w:rFonts w:ascii="Calibri" w:hAnsi="Calibri" w:cs="Calibri"/>
-                <w:b/>
-                <w:bCs/>
-                <w:color w:val="000000"/>
-                <w:sz w:val="22"/>
-                <w:szCs w:val="22"/>
-              </w:rPr>
-              <w:t> </w:t>
-            </w:r>
-          </w:p>
-        </w:tc>
-        <w:tc>
-          <w:tcPr>
-            <w:tcW w:w="3225" w:type="dxa"/>
-            <w:tcBorders>
-              <w:top w:val="nil"/>
-              <w:left w:val="nil"/>
-              <w:bottom w:val="single" w:sz="4" w:space="0" w:color="auto"/>
-              <w:right w:val="single" w:sz="4" w:space="0" w:color="auto"/>
-            </w:tcBorders>
-            <w:noWrap/>
-            <w:vAlign w:val="bottom"/>
-          </w:tcPr>
-          <w:p>
-            <w:pPr>
-              <w:rPr>
-                <w:rFonts w:ascii="Calibri" w:hAnsi="Calibri" w:cs="Calibri"/>
-                <w:b/>
-                <w:bCs/>
-                <w:color w:val="000000"/>
-                <w:sz w:val="22"/>
-                <w:szCs w:val="22"/>
-              </w:rPr>
-            </w:pPr>
-            <w:r>
-              <w:rPr>
-                <w:rFonts w:ascii="Calibri" w:hAnsi="Calibri" w:cs="Calibri"/>
-                <w:b/>
-                <w:bCs/>
-                <w:color w:val="000000"/>
-                <w:sz w:val="22"/>
-                <w:szCs w:val="22"/>
-              </w:rPr>
-              <w:t> </w:t>
-            </w:r>
-          </w:p>
-        </w:tc>
-        <w:tc>
-          <w:tcPr>
-            <w:tcW w:w="4118" w:type="dxa"/>
+              <w:t>14</w:t>
+            </w:r>
+          </w:p>
+        </w:tc>
+        <w:tc>
+          <w:tcPr>
+            <w:tcW w:w="3220" w:type="dxa"/>
+            <w:tcBorders>
+              <w:top w:val="single" w:sz="4" w:space="0" w:color="auto"/>
+              <w:left w:val="nil"/>
+              <w:bottom w:val="single" w:sz="4" w:space="0" w:color="auto"/>
+              <w:right w:val="single" w:sz="4" w:space="0" w:color="auto"/>
+            </w:tcBorders>
+            <w:noWrap/>
+            <w:vAlign w:val="bottom"/>
+          </w:tcPr>
+          <w:p>
+            <w:pPr>
+              <w:rPr>
+                <w:rFonts w:ascii="Calibri" w:hAnsi="Calibri" w:cs="Calibri"/>
+                <w:b/>
+                <w:bCs/>
+                <w:color w:val="000000"/>
+                <w:sz w:val="22"/>
+                <w:szCs w:val="22"/>
+              </w:rPr>
+            </w:pPr>
+          </w:p>
+        </w:tc>
+        <w:tc>
+          <w:tcPr>
+            <w:tcW w:w="3849" w:type="dxa"/>
+            <w:tcBorders>
+              <w:top w:val="single" w:sz="4" w:space="0" w:color="auto"/>
+              <w:left w:val="nil"/>
+              <w:bottom w:val="single" w:sz="4" w:space="0" w:color="auto"/>
+              <w:right w:val="single" w:sz="4" w:space="0" w:color="auto"/>
+            </w:tcBorders>
+            <w:noWrap/>
+            <w:vAlign w:val="bottom"/>
+          </w:tcPr>
+          <w:p>
+            <w:pPr>
+              <w:rPr>
+                <w:rFonts w:ascii="Calibri" w:hAnsi="Calibri" w:cs="Calibri"/>
+                <w:b/>
+                <w:bCs/>
+                <w:color w:val="000000"/>
+                <w:sz w:val="22"/>
+                <w:szCs w:val="22"/>
+              </w:rPr>
+            </w:pPr>
+          </w:p>
+        </w:tc>
+        <w:tc>
+          <w:tcPr>
+            <w:tcW w:w="3270" w:type="dxa"/>
+            <w:tcBorders>
+              <w:top w:val="single" w:sz="4" w:space="0" w:color="auto"/>
+              <w:left w:val="nil"/>
+              <w:bottom w:val="single" w:sz="4" w:space="0" w:color="auto"/>
+              <w:right w:val="single" w:sz="4" w:space="0" w:color="auto"/>
+            </w:tcBorders>
+            <w:noWrap/>
+            <w:vAlign w:val="bottom"/>
+          </w:tcPr>
+          <w:p>
+            <w:pPr>
+              <w:rPr>
+                <w:rFonts w:ascii="Calibri" w:hAnsi="Calibri" w:cs="Calibri"/>
+                <w:b/>
+                <w:bCs/>
+                <w:color w:val="000000"/>
+                <w:sz w:val="22"/>
+                <w:szCs w:val="22"/>
+              </w:rPr>
+            </w:pPr>
+          </w:p>
+        </w:tc>
+        <w:tc>
+          <w:tcPr>
+            <w:tcW w:w="4176" w:type="dxa"/>
             <w:tcBorders>
               <w:top w:val="single" w:sz="4" w:space="0" w:color="auto"/>
               <w:left w:val="nil"/>
@@ -3627,18 +3125,7 @@
                 <w:sz w:val="22"/>
                 <w:szCs w:val="22"/>
               </w:rPr>
-              <w:t>1</w:t>
-            </w:r>
-            <w:r>
-              <w:rPr>
-                <w:rFonts w:ascii="Calibri" w:hAnsi="Calibri" w:cs="Calibri"/>
-                <w:b/>
-                <w:bCs/>
-                <w:color w:val="000000"/>
-                <w:sz w:val="22"/>
-                <w:szCs w:val="22"/>
-              </w:rPr>
-              <w:t>4</w:t>
+              <w:t>14</w:t>
             </w:r>
             <w:r>
               <w:rPr>
@@ -3660,9 +3147,9 @@
         </w:trPr>
         <w:tc>
           <w:tcPr>
-            <w:tcW w:w="743" w:type="dxa"/>
-            <w:tcBorders>
-              <w:top w:val="nil"/>
+            <w:tcW w:w="754" w:type="dxa"/>
+            <w:tcBorders>
+              <w:top w:val="single" w:sz="4" w:space="0" w:color="auto"/>
               <w:left w:val="single" w:sz="4" w:space="0" w:color="auto"/>
               <w:bottom w:val="single" w:sz="4" w:space="0" w:color="auto"/>
               <w:right w:val="single" w:sz="4" w:space="0" w:color="auto"/>
@@ -3691,132 +3178,88 @@
                 <w:sz w:val="22"/>
                 <w:szCs w:val="22"/>
               </w:rPr>
-              <w:t>1</w:t>
-            </w:r>
-            <w:r>
-              <w:rPr>
-                <w:rFonts w:ascii="Calibri" w:hAnsi="Calibri" w:cs="Calibri"/>
-                <w:b/>
-                <w:bCs/>
-                <w:color w:val="000000"/>
-                <w:sz w:val="22"/>
-                <w:szCs w:val="22"/>
-              </w:rPr>
-              <w:t>5</w:t>
-            </w:r>
-          </w:p>
-        </w:tc>
-        <w:tc>
-          <w:tcPr>
-            <w:tcW w:w="3175" w:type="dxa"/>
-            <w:tcBorders>
-              <w:top w:val="nil"/>
-              <w:left w:val="nil"/>
-              <w:bottom w:val="single" w:sz="4" w:space="0" w:color="auto"/>
-              <w:right w:val="single" w:sz="4" w:space="0" w:color="auto"/>
-            </w:tcBorders>
-            <w:noWrap/>
-            <w:vAlign w:val="bottom"/>
-          </w:tcPr>
-          <w:p>
-            <w:pPr>
-              <w:rPr>
-                <w:rFonts w:ascii="Calibri" w:hAnsi="Calibri" w:cs="Calibri"/>
-                <w:b/>
-                <w:bCs/>
-                <w:color w:val="000000"/>
-                <w:sz w:val="22"/>
-                <w:szCs w:val="22"/>
-              </w:rPr>
-            </w:pPr>
-            <w:r>
-              <w:rPr>
-                <w:rFonts w:ascii="Calibri" w:hAnsi="Calibri" w:cs="Calibri"/>
-                <w:b/>
-                <w:bCs/>
-                <w:color w:val="000000"/>
-                <w:sz w:val="22"/>
-                <w:szCs w:val="22"/>
-              </w:rPr>
-              <w:t> </w:t>
-            </w:r>
-          </w:p>
-        </w:tc>
-        <w:tc>
-          <w:tcPr>
-            <w:tcW w:w="3796" w:type="dxa"/>
-            <w:tcBorders>
-              <w:top w:val="nil"/>
-              <w:left w:val="nil"/>
-              <w:bottom w:val="single" w:sz="4" w:space="0" w:color="auto"/>
-              <w:right w:val="single" w:sz="4" w:space="0" w:color="auto"/>
-            </w:tcBorders>
-            <w:noWrap/>
-            <w:vAlign w:val="bottom"/>
-          </w:tcPr>
-          <w:p>
-            <w:pPr>
-              <w:rPr>
-                <w:rFonts w:ascii="Calibri" w:hAnsi="Calibri" w:cs="Calibri"/>
-                <w:b/>
-                <w:bCs/>
-                <w:color w:val="000000"/>
-                <w:sz w:val="22"/>
-                <w:szCs w:val="22"/>
-              </w:rPr>
-            </w:pPr>
-            <w:r>
-              <w:rPr>
-                <w:rFonts w:ascii="Calibri" w:hAnsi="Calibri" w:cs="Calibri"/>
-                <w:b/>
-                <w:bCs/>
-                <w:color w:val="000000"/>
-                <w:sz w:val="22"/>
-                <w:szCs w:val="22"/>
-              </w:rPr>
-              <w:t> </w:t>
-            </w:r>
-          </w:p>
-        </w:tc>
-        <w:tc>
-          <w:tcPr>
-            <w:tcW w:w="3225" w:type="dxa"/>
-            <w:tcBorders>
-              <w:top w:val="nil"/>
-              <w:left w:val="nil"/>
-              <w:bottom w:val="single" w:sz="4" w:space="0" w:color="auto"/>
-              <w:right w:val="single" w:sz="4" w:space="0" w:color="auto"/>
-            </w:tcBorders>
-            <w:noWrap/>
-            <w:vAlign w:val="bottom"/>
-          </w:tcPr>
-          <w:p>
-            <w:pPr>
-              <w:rPr>
-                <w:rFonts w:ascii="Calibri" w:hAnsi="Calibri" w:cs="Calibri"/>
-                <w:b/>
-                <w:bCs/>
-                <w:color w:val="000000"/>
-                <w:sz w:val="22"/>
-                <w:szCs w:val="22"/>
-              </w:rPr>
-            </w:pPr>
-            <w:r>
-              <w:rPr>
-                <w:rFonts w:ascii="Calibri" w:hAnsi="Calibri" w:cs="Calibri"/>
-                <w:b/>
-                <w:bCs/>
-                <w:color w:val="000000"/>
-                <w:sz w:val="22"/>
-                <w:szCs w:val="22"/>
-              </w:rPr>
-              <w:t> </w:t>
-            </w:r>
-          </w:p>
-        </w:tc>
-        <w:tc>
-          <w:tcPr>
-            <w:tcW w:w="4118" w:type="dxa"/>
+              <w:t>15</w:t>
+            </w:r>
+          </w:p>
+        </w:tc>
+        <w:tc>
+          <w:tcPr>
+            <w:tcW w:w="3220" w:type="dxa"/>
+            <w:tcBorders>
+              <w:top w:val="single" w:sz="4" w:space="0" w:color="auto"/>
+              <w:left w:val="nil"/>
+              <w:bottom w:val="single" w:sz="4" w:space="0" w:color="auto"/>
+              <w:right w:val="single" w:sz="4" w:space="0" w:color="auto"/>
+            </w:tcBorders>
+            <w:noWrap/>
+            <w:vAlign w:val="bottom"/>
+          </w:tcPr>
+          <w:p>
+            <w:pPr>
+              <w:rPr>
+                <w:rFonts w:ascii="Calibri" w:hAnsi="Calibri" w:cs="Calibri"/>
+                <w:b/>
+                <w:bCs/>
+                <w:color w:val="000000"/>
+                <w:sz w:val="22"/>
+                <w:szCs w:val="22"/>
+              </w:rPr>
+            </w:pPr>
+          </w:p>
+        </w:tc>
+        <w:tc>
+          <w:tcPr>
+            <w:tcW w:w="3849" w:type="dxa"/>
+            <w:tcBorders>
+              <w:top w:val="single" w:sz="4" w:space="0" w:color="auto"/>
+              <w:left w:val="nil"/>
+              <w:bottom w:val="single" w:sz="4" w:space="0" w:color="auto"/>
+              <w:right w:val="single" w:sz="4" w:space="0" w:color="auto"/>
+            </w:tcBorders>
+            <w:noWrap/>
+            <w:vAlign w:val="bottom"/>
+          </w:tcPr>
+          <w:p>
+            <w:pPr>
+              <w:rPr>
+                <w:rFonts w:ascii="Calibri" w:hAnsi="Calibri" w:cs="Calibri"/>
+                <w:b/>
+                <w:bCs/>
+                <w:color w:val="000000"/>
+                <w:sz w:val="22"/>
+                <w:szCs w:val="22"/>
+              </w:rPr>
+            </w:pPr>
+          </w:p>
+        </w:tc>
+        <w:tc>
+          <w:tcPr>
+            <w:tcW w:w="3270" w:type="dxa"/>
+            <w:tcBorders>
+              <w:top w:val="single" w:sz="4" w:space="0" w:color="auto"/>
+              <w:left w:val="nil"/>
+              <w:bottom w:val="single" w:sz="4" w:space="0" w:color="auto"/>
+              <w:right w:val="single" w:sz="4" w:space="0" w:color="auto"/>
+            </w:tcBorders>
+            <w:noWrap/>
+            <w:vAlign w:val="bottom"/>
+          </w:tcPr>
+          <w:p>
+            <w:pPr>
+              <w:rPr>
+                <w:rFonts w:ascii="Calibri" w:hAnsi="Calibri" w:cs="Calibri"/>
+                <w:b/>
+                <w:bCs/>
+                <w:color w:val="000000"/>
+                <w:sz w:val="22"/>
+                <w:szCs w:val="22"/>
+              </w:rPr>
+            </w:pPr>
+          </w:p>
+        </w:tc>
+        <w:tc>
+          <w:tcPr>
+            <w:tcW w:w="4176" w:type="dxa"/>
             <w:tcBorders>
               <w:top w:val="single" w:sz="4" w:space="0" w:color="auto"/>
               <w:left w:val="nil"/>
@@ -3846,18 +3289,7 @@
                 <w:sz w:val="22"/>
                 <w:szCs w:val="22"/>
               </w:rPr>
-              <w:t>1</w:t>
-            </w:r>
-            <w:r>
-              <w:rPr>
-                <w:rFonts w:ascii="Calibri" w:hAnsi="Calibri" w:cs="Calibri"/>
-                <w:b/>
-                <w:bCs/>
-                <w:color w:val="000000"/>
-                <w:sz w:val="22"/>
-                <w:szCs w:val="22"/>
-              </w:rPr>
-              <w:t>5</w:t>
+              <w:t>15</w:t>
             </w:r>
             <w:r>
               <w:rPr>
@@ -3879,9 +3311,9 @@
         </w:trPr>
         <w:tc>
           <w:tcPr>
-            <w:tcW w:w="743" w:type="dxa"/>
-            <w:tcBorders>
-              <w:top w:val="nil"/>
+            <w:tcW w:w="754" w:type="dxa"/>
+            <w:tcBorders>
+              <w:top w:val="single" w:sz="4" w:space="0" w:color="auto"/>
               <w:left w:val="single" w:sz="4" w:space="0" w:color="auto"/>
               <w:bottom w:val="single" w:sz="4" w:space="0" w:color="auto"/>
               <w:right w:val="single" w:sz="4" w:space="0" w:color="auto"/>
@@ -3910,132 +3342,88 @@
                 <w:sz w:val="22"/>
                 <w:szCs w:val="22"/>
               </w:rPr>
-              <w:t>1</w:t>
-            </w:r>
-            <w:r>
-              <w:rPr>
-                <w:rFonts w:ascii="Calibri" w:hAnsi="Calibri" w:cs="Calibri"/>
-                <w:b/>
-                <w:bCs/>
-                <w:color w:val="000000"/>
-                <w:sz w:val="22"/>
-                <w:szCs w:val="22"/>
-              </w:rPr>
-              <w:t>6</w:t>
-            </w:r>
-          </w:p>
-        </w:tc>
-        <w:tc>
-          <w:tcPr>
-            <w:tcW w:w="3175" w:type="dxa"/>
-            <w:tcBorders>
-              <w:top w:val="nil"/>
-              <w:left w:val="nil"/>
-              <w:bottom w:val="single" w:sz="4" w:space="0" w:color="auto"/>
-              <w:right w:val="single" w:sz="4" w:space="0" w:color="auto"/>
-            </w:tcBorders>
-            <w:noWrap/>
-            <w:vAlign w:val="bottom"/>
-          </w:tcPr>
-          <w:p>
-            <w:pPr>
-              <w:rPr>
-                <w:rFonts w:ascii="Calibri" w:hAnsi="Calibri" w:cs="Calibri"/>
-                <w:b/>
-                <w:bCs/>
-                <w:color w:val="000000"/>
-                <w:sz w:val="22"/>
-                <w:szCs w:val="22"/>
-              </w:rPr>
-            </w:pPr>
-            <w:r>
-              <w:rPr>
-                <w:rFonts w:ascii="Calibri" w:hAnsi="Calibri" w:cs="Calibri"/>
-                <w:b/>
-                <w:bCs/>
-                <w:color w:val="000000"/>
-                <w:sz w:val="22"/>
-                <w:szCs w:val="22"/>
-              </w:rPr>
-              <w:t> </w:t>
-            </w:r>
-          </w:p>
-        </w:tc>
-        <w:tc>
-          <w:tcPr>
-            <w:tcW w:w="3796" w:type="dxa"/>
-            <w:tcBorders>
-              <w:top w:val="nil"/>
-              <w:left w:val="nil"/>
-              <w:bottom w:val="single" w:sz="4" w:space="0" w:color="auto"/>
-              <w:right w:val="single" w:sz="4" w:space="0" w:color="auto"/>
-            </w:tcBorders>
-            <w:noWrap/>
-            <w:vAlign w:val="bottom"/>
-          </w:tcPr>
-          <w:p>
-            <w:pPr>
-              <w:rPr>
-                <w:rFonts w:ascii="Calibri" w:hAnsi="Calibri" w:cs="Calibri"/>
-                <w:b/>
-                <w:bCs/>
-                <w:color w:val="000000"/>
-                <w:sz w:val="22"/>
-                <w:szCs w:val="22"/>
-              </w:rPr>
-            </w:pPr>
-            <w:r>
-              <w:rPr>
-                <w:rFonts w:ascii="Calibri" w:hAnsi="Calibri" w:cs="Calibri"/>
-                <w:b/>
-                <w:bCs/>
-                <w:color w:val="000000"/>
-                <w:sz w:val="22"/>
-                <w:szCs w:val="22"/>
-              </w:rPr>
-              <w:t> </w:t>
-            </w:r>
-          </w:p>
-        </w:tc>
-        <w:tc>
-          <w:tcPr>
-            <w:tcW w:w="3225" w:type="dxa"/>
-            <w:tcBorders>
-              <w:top w:val="nil"/>
-              <w:left w:val="nil"/>
-              <w:bottom w:val="single" w:sz="4" w:space="0" w:color="auto"/>
-              <w:right w:val="single" w:sz="4" w:space="0" w:color="auto"/>
-            </w:tcBorders>
-            <w:noWrap/>
-            <w:vAlign w:val="bottom"/>
-          </w:tcPr>
-          <w:p>
-            <w:pPr>
-              <w:rPr>
-                <w:rFonts w:ascii="Calibri" w:hAnsi="Calibri" w:cs="Calibri"/>
-                <w:b/>
-                <w:bCs/>
-                <w:color w:val="000000"/>
-                <w:sz w:val="22"/>
-                <w:szCs w:val="22"/>
-              </w:rPr>
-            </w:pPr>
-            <w:r>
-              <w:rPr>
-                <w:rFonts w:ascii="Calibri" w:hAnsi="Calibri" w:cs="Calibri"/>
-                <w:b/>
-                <w:bCs/>
-                <w:color w:val="000000"/>
-                <w:sz w:val="22"/>
-                <w:szCs w:val="22"/>
-              </w:rPr>
-              <w:t> </w:t>
-            </w:r>
-          </w:p>
-        </w:tc>
-        <w:tc>
-          <w:tcPr>
-            <w:tcW w:w="4118" w:type="dxa"/>
+              <w:t>16</w:t>
+            </w:r>
+          </w:p>
+        </w:tc>
+        <w:tc>
+          <w:tcPr>
+            <w:tcW w:w="3220" w:type="dxa"/>
+            <w:tcBorders>
+              <w:top w:val="single" w:sz="4" w:space="0" w:color="auto"/>
+              <w:left w:val="nil"/>
+              <w:bottom w:val="single" w:sz="4" w:space="0" w:color="auto"/>
+              <w:right w:val="single" w:sz="4" w:space="0" w:color="auto"/>
+            </w:tcBorders>
+            <w:noWrap/>
+            <w:vAlign w:val="bottom"/>
+          </w:tcPr>
+          <w:p>
+            <w:pPr>
+              <w:rPr>
+                <w:rFonts w:ascii="Calibri" w:hAnsi="Calibri" w:cs="Calibri"/>
+                <w:b/>
+                <w:bCs/>
+                <w:color w:val="000000"/>
+                <w:sz w:val="22"/>
+                <w:szCs w:val="22"/>
+              </w:rPr>
+            </w:pPr>
+          </w:p>
+        </w:tc>
+        <w:tc>
+          <w:tcPr>
+            <w:tcW w:w="3849" w:type="dxa"/>
+            <w:tcBorders>
+              <w:top w:val="single" w:sz="4" w:space="0" w:color="auto"/>
+              <w:left w:val="single" w:sz="4" w:space="0" w:color="auto"/>
+              <w:bottom w:val="single" w:sz="4" w:space="0" w:color="auto"/>
+              <w:right w:val="single" w:sz="4" w:space="0" w:color="auto"/>
+            </w:tcBorders>
+            <w:noWrap/>
+            <w:vAlign w:val="bottom"/>
+          </w:tcPr>
+          <w:p>
+            <w:pPr>
+              <w:rPr>
+                <w:rFonts w:ascii="Calibri" w:hAnsi="Calibri" w:cs="Calibri"/>
+                <w:b/>
+                <w:bCs/>
+                <w:color w:val="000000"/>
+                <w:sz w:val="22"/>
+                <w:szCs w:val="22"/>
+              </w:rPr>
+            </w:pPr>
+          </w:p>
+        </w:tc>
+        <w:tc>
+          <w:tcPr>
+            <w:tcW w:w="3270" w:type="dxa"/>
+            <w:tcBorders>
+              <w:top w:val="single" w:sz="4" w:space="0" w:color="auto"/>
+              <w:left w:val="single" w:sz="4" w:space="0" w:color="auto"/>
+              <w:bottom w:val="single" w:sz="4" w:space="0" w:color="auto"/>
+              <w:right w:val="single" w:sz="4" w:space="0" w:color="auto"/>
+            </w:tcBorders>
+            <w:noWrap/>
+            <w:vAlign w:val="bottom"/>
+          </w:tcPr>
+          <w:p>
+            <w:pPr>
+              <w:rPr>
+                <w:rFonts w:ascii="Calibri" w:hAnsi="Calibri" w:cs="Calibri"/>
+                <w:b/>
+                <w:bCs/>
+                <w:color w:val="000000"/>
+                <w:sz w:val="22"/>
+                <w:szCs w:val="22"/>
+              </w:rPr>
+            </w:pPr>
+          </w:p>
+        </w:tc>
+        <w:tc>
+          <w:tcPr>
+            <w:tcW w:w="4176" w:type="dxa"/>
             <w:tcBorders>
               <w:top w:val="single" w:sz="4" w:space="0" w:color="auto"/>
               <w:left w:val="nil"/>
@@ -4066,18 +3454,7 @@
                 <w:sz w:val="22"/>
                 <w:szCs w:val="22"/>
               </w:rPr>
-              <w:t>1</w:t>
-            </w:r>
-            <w:r>
-              <w:rPr>
-                <w:rFonts w:ascii="Calibri" w:hAnsi="Calibri" w:cs="Calibri"/>
-                <w:b/>
-                <w:bCs/>
-                <w:color w:val="000000"/>
-                <w:sz w:val="22"/>
-                <w:szCs w:val="22"/>
-              </w:rPr>
-              <w:t>6</w:t>
+              <w:t>16</w:t>
             </w:r>
             <w:r>
               <w:rPr>
@@ -4089,236 +3466,19 @@
                 <w:szCs w:val="22"/>
               </w:rPr>
               <w:t>.</w:t>
-            </w:r>
-          </w:p>
-        </w:tc>
-      </w:tr>
-    </w:tbl>
-    <w:p>
-      <w:pPr>
-        <w:tabs>
-          <w:tab w:val="left" w:pos="8595"/>
-        </w:tabs>
-      </w:pPr>
-    </w:p>
-    <w:tbl>
-      <w:tblPr>
-        <w:tblpPr w:leftFromText="180" w:rightFromText="180" w:vertAnchor="text" w:horzAnchor="margin" w:tblpY="-390"/>
-        <w:tblW w:w="15057" w:type="dxa"/>
-        <w:tblLook w:val="04A0" w:firstRow="1" w:lastRow="0" w:firstColumn="1" w:lastColumn="0" w:noHBand="0" w:noVBand="1"/>
-      </w:tblPr>
-      <w:tblGrid>
-        <w:gridCol w:w="743"/>
-        <w:gridCol w:w="3175"/>
-        <w:gridCol w:w="3796"/>
-        <w:gridCol w:w="3225"/>
-        <w:gridCol w:w="4118"/>
-      </w:tblGrid>
-      <w:tr>
-        <w:trPr>
-          <w:trHeight w:val="888"/>
-        </w:trPr>
-        <w:tc>
-          <w:tcPr>
-            <w:tcW w:w="743" w:type="dxa"/>
-            <w:tcBorders>
-              <w:top w:val="single" w:sz="4" w:space="0" w:color="auto"/>
-              <w:left w:val="single" w:sz="4" w:space="0" w:color="auto"/>
-              <w:bottom w:val="single" w:sz="4" w:space="0" w:color="auto"/>
-              <w:right w:val="single" w:sz="4" w:space="0" w:color="auto"/>
-            </w:tcBorders>
-            <w:shd w:val="clear" w:color="000000" w:fill="9BC2E6"/>
-            <w:noWrap/>
-            <w:vAlign w:val="center"/>
-          </w:tcPr>
-          <w:p>
-            <w:pPr>
-              <w:jc w:val="center"/>
-              <w:rPr>
-                <w:rFonts w:ascii="Calibri" w:hAnsi="Calibri" w:cs="Calibri"/>
-                <w:b/>
-                <w:bCs/>
-                <w:color w:val="000000"/>
-                <w:sz w:val="22"/>
-                <w:szCs w:val="22"/>
-              </w:rPr>
-            </w:pPr>
-            <w:r>
-              <w:rPr>
-                <w:rFonts w:ascii="Calibri" w:hAnsi="Calibri" w:cs="Calibri"/>
-                <w:b/>
-                <w:bCs/>
-                <w:color w:val="000000"/>
-                <w:sz w:val="22"/>
-                <w:szCs w:val="22"/>
-              </w:rPr>
-              <w:lastRenderedPageBreak/>
-              <w:t>NO</w:t>
-            </w:r>
-          </w:p>
-        </w:tc>
-        <w:tc>
-          <w:tcPr>
-            <w:tcW w:w="3175" w:type="dxa"/>
-            <w:tcBorders>
-              <w:top w:val="single" w:sz="4" w:space="0" w:color="auto"/>
-              <w:left w:val="nil"/>
-              <w:bottom w:val="single" w:sz="4" w:space="0" w:color="auto"/>
-              <w:right w:val="single" w:sz="4" w:space="0" w:color="auto"/>
-            </w:tcBorders>
-            <w:shd w:val="clear" w:color="000000" w:fill="9BC2E6"/>
-            <w:noWrap/>
-            <w:vAlign w:val="center"/>
-          </w:tcPr>
-          <w:p>
-            <w:pPr>
-              <w:jc w:val="center"/>
-              <w:rPr>
-                <w:rFonts w:ascii="Calibri" w:hAnsi="Calibri" w:cs="Calibri"/>
-                <w:b/>
-                <w:bCs/>
-                <w:color w:val="000000"/>
-                <w:sz w:val="22"/>
-                <w:szCs w:val="22"/>
-              </w:rPr>
-            </w:pPr>
-            <w:r>
-              <w:rPr>
-                <w:rFonts w:ascii="Calibri" w:hAnsi="Calibri" w:cs="Calibri"/>
-                <w:b/>
-                <w:bCs/>
-                <w:color w:val="000000"/>
-                <w:sz w:val="22"/>
-                <w:szCs w:val="22"/>
-              </w:rPr>
-              <w:t>NAMA</w:t>
-            </w:r>
-          </w:p>
-        </w:tc>
-        <w:tc>
-          <w:tcPr>
-            <w:tcW w:w="3796" w:type="dxa"/>
-            <w:tcBorders>
-              <w:top w:val="single" w:sz="4" w:space="0" w:color="auto"/>
-              <w:left w:val="nil"/>
-              <w:bottom w:val="single" w:sz="4" w:space="0" w:color="auto"/>
-              <w:right w:val="single" w:sz="4" w:space="0" w:color="auto"/>
-            </w:tcBorders>
-            <w:shd w:val="clear" w:color="000000" w:fill="9BC2E6"/>
-            <w:noWrap/>
-            <w:vAlign w:val="center"/>
-          </w:tcPr>
-          <w:p>
-            <w:pPr>
-              <w:jc w:val="center"/>
-              <w:rPr>
-                <w:rFonts w:ascii="Calibri" w:hAnsi="Calibri" w:cs="Calibri"/>
-                <w:b/>
-                <w:bCs/>
-                <w:color w:val="000000"/>
-                <w:sz w:val="22"/>
-                <w:szCs w:val="22"/>
-              </w:rPr>
-            </w:pPr>
-            <w:r>
-              <w:rPr>
-                <w:rFonts w:ascii="Calibri" w:hAnsi="Calibri" w:cs="Calibri"/>
-                <w:b/>
-                <w:bCs/>
-                <w:color w:val="000000"/>
-                <w:sz w:val="22"/>
-                <w:szCs w:val="22"/>
-              </w:rPr>
-              <w:t>INSTANSI/ JABATAN</w:t>
-            </w:r>
-          </w:p>
-        </w:tc>
-        <w:tc>
-          <w:tcPr>
-            <w:tcW w:w="3225" w:type="dxa"/>
-            <w:tcBorders>
-              <w:top w:val="single" w:sz="4" w:space="0" w:color="auto"/>
-              <w:left w:val="nil"/>
-              <w:bottom w:val="single" w:sz="4" w:space="0" w:color="auto"/>
-              <w:right w:val="single" w:sz="4" w:space="0" w:color="auto"/>
-            </w:tcBorders>
-            <w:shd w:val="clear" w:color="000000" w:fill="9BC2E6"/>
-            <w:noWrap/>
-            <w:vAlign w:val="center"/>
-          </w:tcPr>
-          <w:p>
-            <w:pPr>
-              <w:jc w:val="center"/>
-              <w:rPr>
-                <w:rFonts w:ascii="Calibri" w:hAnsi="Calibri" w:cs="Calibri"/>
-                <w:b/>
-                <w:bCs/>
-                <w:color w:val="000000"/>
-                <w:sz w:val="22"/>
-                <w:szCs w:val="22"/>
-              </w:rPr>
-            </w:pPr>
-            <w:r>
-              <w:rPr>
-                <w:rFonts w:ascii="Calibri" w:hAnsi="Calibri" w:cs="Calibri"/>
-                <w:b/>
-                <w:bCs/>
-                <w:color w:val="000000"/>
-                <w:sz w:val="22"/>
-                <w:szCs w:val="22"/>
-              </w:rPr>
-              <w:t>NO. TELP/ WA</w:t>
-            </w:r>
-          </w:p>
-        </w:tc>
-        <w:tc>
-          <w:tcPr>
-            <w:tcW w:w="4118" w:type="dxa"/>
-            <w:tcBorders>
-              <w:top w:val="single" w:sz="4" w:space="0" w:color="auto"/>
-              <w:left w:val="nil"/>
-              <w:bottom w:val="single" w:sz="4" w:space="0" w:color="auto"/>
-              <w:right w:val="single" w:sz="4" w:space="0" w:color="000000"/>
-            </w:tcBorders>
-            <w:shd w:val="clear" w:color="000000" w:fill="9BC2E6"/>
-            <w:noWrap/>
-            <w:vAlign w:val="center"/>
-          </w:tcPr>
-          <w:p>
-            <w:pPr>
-              <w:jc w:val="center"/>
-              <w:rPr>
-                <w:rFonts w:ascii="Calibri" w:hAnsi="Calibri" w:cs="Calibri"/>
-                <w:b/>
-                <w:bCs/>
-                <w:color w:val="000000"/>
-                <w:sz w:val="22"/>
-                <w:szCs w:val="22"/>
-              </w:rPr>
-            </w:pPr>
-            <w:r>
-              <w:rPr>
-                <w:rFonts w:ascii="Calibri" w:hAnsi="Calibri" w:cs="Calibri"/>
-                <w:b/>
-                <w:bCs/>
-                <w:color w:val="000000"/>
-                <w:sz w:val="22"/>
-                <w:szCs w:val="22"/>
-              </w:rPr>
-              <w:t>TANDA TANGAN</w:t>
             </w:r>
           </w:p>
         </w:tc>
       </w:tr>
       <w:tr>
         <w:trPr>
-          <w:trHeight w:val="888"/>
+          <w:trHeight w:val="851"/>
         </w:trPr>
         <w:tc>
           <w:tcPr>
-            <w:tcW w:w="743" w:type="dxa"/>
-            <w:tcBorders>
-              <w:top w:val="nil"/>
+            <w:tcW w:w="754" w:type="dxa"/>
+            <w:tcBorders>
+              <w:top w:val="single" w:sz="4" w:space="0" w:color="auto"/>
               <w:left w:val="single" w:sz="4" w:space="0" w:color="auto"/>
               <w:bottom w:val="single" w:sz="4" w:space="0" w:color="auto"/>
               <w:right w:val="single" w:sz="4" w:space="0" w:color="auto"/>
@@ -4347,121 +3507,89 @@
                 <w:sz w:val="22"/>
                 <w:szCs w:val="22"/>
               </w:rPr>
+              <w:lastRenderedPageBreak/>
               <w:t>17</w:t>
             </w:r>
           </w:p>
         </w:tc>
         <w:tc>
           <w:tcPr>
-            <w:tcW w:w="3175" w:type="dxa"/>
-            <w:tcBorders>
-              <w:top w:val="nil"/>
-              <w:left w:val="nil"/>
-              <w:bottom w:val="single" w:sz="4" w:space="0" w:color="auto"/>
-              <w:right w:val="single" w:sz="4" w:space="0" w:color="auto"/>
-            </w:tcBorders>
-            <w:noWrap/>
-            <w:vAlign w:val="bottom"/>
-          </w:tcPr>
-          <w:p>
-            <w:pPr>
-              <w:rPr>
-                <w:rFonts w:ascii="Calibri" w:hAnsi="Calibri" w:cs="Calibri"/>
-                <w:b/>
-                <w:bCs/>
-                <w:color w:val="000000"/>
-                <w:sz w:val="22"/>
-                <w:szCs w:val="22"/>
-              </w:rPr>
-            </w:pPr>
-            <w:r>
-              <w:rPr>
-                <w:rFonts w:ascii="Calibri" w:hAnsi="Calibri" w:cs="Calibri"/>
-                <w:b/>
-                <w:bCs/>
-                <w:color w:val="000000"/>
-                <w:sz w:val="22"/>
-                <w:szCs w:val="22"/>
-              </w:rPr>
-              <w:t> </w:t>
-            </w:r>
-          </w:p>
-        </w:tc>
-        <w:tc>
-          <w:tcPr>
-            <w:tcW w:w="3796" w:type="dxa"/>
-            <w:tcBorders>
-              <w:top w:val="nil"/>
-              <w:left w:val="nil"/>
-              <w:bottom w:val="single" w:sz="4" w:space="0" w:color="auto"/>
-              <w:right w:val="single" w:sz="4" w:space="0" w:color="auto"/>
-            </w:tcBorders>
-            <w:noWrap/>
-            <w:vAlign w:val="bottom"/>
-          </w:tcPr>
-          <w:p>
-            <w:pPr>
-              <w:rPr>
-                <w:rFonts w:ascii="Calibri" w:hAnsi="Calibri" w:cs="Calibri"/>
-                <w:b/>
-                <w:bCs/>
-                <w:color w:val="000000"/>
-                <w:sz w:val="22"/>
-                <w:szCs w:val="22"/>
-              </w:rPr>
-            </w:pPr>
-            <w:r>
-              <w:rPr>
-                <w:rFonts w:ascii="Calibri" w:hAnsi="Calibri" w:cs="Calibri"/>
-                <w:b/>
-                <w:bCs/>
-                <w:color w:val="000000"/>
-                <w:sz w:val="22"/>
-                <w:szCs w:val="22"/>
-              </w:rPr>
-              <w:t> </w:t>
-            </w:r>
-          </w:p>
-        </w:tc>
-        <w:tc>
-          <w:tcPr>
-            <w:tcW w:w="3225" w:type="dxa"/>
-            <w:tcBorders>
-              <w:top w:val="nil"/>
-              <w:left w:val="nil"/>
-              <w:bottom w:val="single" w:sz="4" w:space="0" w:color="auto"/>
-              <w:right w:val="single" w:sz="4" w:space="0" w:color="auto"/>
-            </w:tcBorders>
-            <w:noWrap/>
-            <w:vAlign w:val="bottom"/>
-          </w:tcPr>
-          <w:p>
-            <w:pPr>
-              <w:rPr>
-                <w:rFonts w:ascii="Calibri" w:hAnsi="Calibri" w:cs="Calibri"/>
-                <w:b/>
-                <w:bCs/>
-                <w:color w:val="000000"/>
-                <w:sz w:val="22"/>
-                <w:szCs w:val="22"/>
-              </w:rPr>
-            </w:pPr>
-            <w:r>
-              <w:rPr>
-                <w:rFonts w:ascii="Calibri" w:hAnsi="Calibri" w:cs="Calibri"/>
-                <w:b/>
-                <w:bCs/>
-                <w:color w:val="000000"/>
-                <w:sz w:val="22"/>
-                <w:szCs w:val="22"/>
-              </w:rPr>
-              <w:t> </w:t>
-            </w:r>
-          </w:p>
-        </w:tc>
-        <w:tc>
-          <w:tcPr>
-            <w:tcW w:w="4118" w:type="dxa"/>
+            <w:tcW w:w="3220" w:type="dxa"/>
+            <w:tcBorders>
+              <w:top w:val="single" w:sz="4" w:space="0" w:color="auto"/>
+              <w:left w:val="nil"/>
+              <w:bottom w:val="single" w:sz="4" w:space="0" w:color="auto"/>
+              <w:right w:val="single" w:sz="4" w:space="0" w:color="auto"/>
+            </w:tcBorders>
+            <w:noWrap/>
+            <w:vAlign w:val="bottom"/>
+          </w:tcPr>
+          <w:p>
+            <w:pPr>
+              <w:rPr>
+                <w:rFonts w:ascii="Calibri" w:hAnsi="Calibri" w:cs="Calibri"/>
+                <w:b/>
+                <w:bCs/>
+                <w:color w:val="000000"/>
+                <w:sz w:val="22"/>
+                <w:szCs w:val="22"/>
+              </w:rPr>
+            </w:pPr>
+          </w:p>
+        </w:tc>
+        <w:tc>
+          <w:tcPr>
+            <w:tcW w:w="3849" w:type="dxa"/>
+            <w:tcBorders>
+              <w:top w:val="single" w:sz="4" w:space="0" w:color="auto"/>
+              <w:left w:val="nil"/>
+              <w:bottom w:val="single" w:sz="4" w:space="0" w:color="auto"/>
+              <w:right w:val="single" w:sz="4" w:space="0" w:color="auto"/>
+            </w:tcBorders>
+            <w:noWrap/>
+            <w:vAlign w:val="bottom"/>
+          </w:tcPr>
+          <w:p>
+            <w:pPr>
+              <w:rPr>
+                <w:rFonts w:ascii="Calibri" w:hAnsi="Calibri" w:cs="Calibri"/>
+                <w:b/>
+                <w:bCs/>
+                <w:color w:val="000000"/>
+                <w:sz w:val="22"/>
+                <w:szCs w:val="22"/>
+              </w:rPr>
+            </w:pPr>
+          </w:p>
+        </w:tc>
+        <w:tc>
+          <w:tcPr>
+            <w:tcW w:w="3270" w:type="dxa"/>
+            <w:tcBorders>
+              <w:top w:val="single" w:sz="4" w:space="0" w:color="auto"/>
+              <w:left w:val="nil"/>
+              <w:bottom w:val="single" w:sz="4" w:space="0" w:color="auto"/>
+              <w:right w:val="single" w:sz="4" w:space="0" w:color="auto"/>
+            </w:tcBorders>
+            <w:noWrap/>
+            <w:vAlign w:val="bottom"/>
+          </w:tcPr>
+          <w:p>
+            <w:pPr>
+              <w:rPr>
+                <w:rFonts w:ascii="Calibri" w:hAnsi="Calibri" w:cs="Calibri"/>
+                <w:b/>
+                <w:bCs/>
+                <w:color w:val="000000"/>
+                <w:sz w:val="22"/>
+                <w:szCs w:val="22"/>
+              </w:rPr>
+            </w:pPr>
+          </w:p>
+        </w:tc>
+        <w:tc>
+          <w:tcPr>
+            <w:tcW w:w="4176" w:type="dxa"/>
             <w:tcBorders>
               <w:top w:val="single" w:sz="4" w:space="0" w:color="auto"/>
               <w:left w:val="nil"/>
@@ -4509,13 +3637,13 @@
       </w:tr>
       <w:tr>
         <w:trPr>
-          <w:trHeight w:val="888"/>
+          <w:trHeight w:val="851"/>
         </w:trPr>
         <w:tc>
           <w:tcPr>
-            <w:tcW w:w="743" w:type="dxa"/>
-            <w:tcBorders>
-              <w:top w:val="nil"/>
+            <w:tcW w:w="754" w:type="dxa"/>
+            <w:tcBorders>
+              <w:top w:val="single" w:sz="4" w:space="0" w:color="auto"/>
               <w:left w:val="single" w:sz="4" w:space="0" w:color="auto"/>
               <w:bottom w:val="single" w:sz="4" w:space="0" w:color="auto"/>
               <w:right w:val="single" w:sz="4" w:space="0" w:color="auto"/>
@@ -4550,115 +3678,82 @@
         </w:tc>
         <w:tc>
           <w:tcPr>
-            <w:tcW w:w="3175" w:type="dxa"/>
-            <w:tcBorders>
-              <w:top w:val="nil"/>
-              <w:left w:val="nil"/>
-              <w:bottom w:val="single" w:sz="4" w:space="0" w:color="auto"/>
-              <w:right w:val="single" w:sz="4" w:space="0" w:color="auto"/>
-            </w:tcBorders>
-            <w:noWrap/>
-            <w:vAlign w:val="bottom"/>
-          </w:tcPr>
-          <w:p>
-            <w:pPr>
-              <w:rPr>
-                <w:rFonts w:ascii="Calibri" w:hAnsi="Calibri" w:cs="Calibri"/>
-                <w:b/>
-                <w:bCs/>
-                <w:color w:val="000000"/>
-                <w:sz w:val="22"/>
-                <w:szCs w:val="22"/>
-              </w:rPr>
-            </w:pPr>
-            <w:r>
-              <w:rPr>
-                <w:rFonts w:ascii="Calibri" w:hAnsi="Calibri" w:cs="Calibri"/>
-                <w:b/>
-                <w:bCs/>
-                <w:color w:val="000000"/>
-                <w:sz w:val="22"/>
-                <w:szCs w:val="22"/>
-              </w:rPr>
-              <w:t> </w:t>
-            </w:r>
-          </w:p>
-        </w:tc>
-        <w:tc>
-          <w:tcPr>
-            <w:tcW w:w="3796" w:type="dxa"/>
-            <w:tcBorders>
-              <w:top w:val="nil"/>
-              <w:left w:val="nil"/>
-              <w:bottom w:val="single" w:sz="4" w:space="0" w:color="auto"/>
-              <w:right w:val="single" w:sz="4" w:space="0" w:color="auto"/>
-            </w:tcBorders>
-            <w:noWrap/>
-            <w:vAlign w:val="bottom"/>
-          </w:tcPr>
-          <w:p>
-            <w:pPr>
-              <w:rPr>
-                <w:rFonts w:ascii="Calibri" w:hAnsi="Calibri" w:cs="Calibri"/>
-                <w:b/>
-                <w:bCs/>
-                <w:color w:val="000000"/>
-                <w:sz w:val="22"/>
-                <w:szCs w:val="22"/>
-              </w:rPr>
-            </w:pPr>
-            <w:r>
-              <w:rPr>
-                <w:rFonts w:ascii="Calibri" w:hAnsi="Calibri" w:cs="Calibri"/>
-                <w:b/>
-                <w:bCs/>
-                <w:color w:val="000000"/>
-                <w:sz w:val="22"/>
-                <w:szCs w:val="22"/>
-              </w:rPr>
-              <w:t> </w:t>
-            </w:r>
-          </w:p>
-        </w:tc>
-        <w:tc>
-          <w:tcPr>
-            <w:tcW w:w="3225" w:type="dxa"/>
-            <w:tcBorders>
-              <w:top w:val="nil"/>
-              <w:left w:val="nil"/>
-              <w:bottom w:val="single" w:sz="4" w:space="0" w:color="auto"/>
-              <w:right w:val="single" w:sz="4" w:space="0" w:color="auto"/>
-            </w:tcBorders>
-            <w:noWrap/>
-            <w:vAlign w:val="bottom"/>
-          </w:tcPr>
-          <w:p>
-            <w:pPr>
-              <w:rPr>
-                <w:rFonts w:ascii="Calibri" w:hAnsi="Calibri" w:cs="Calibri"/>
-                <w:b/>
-                <w:bCs/>
-                <w:color w:val="000000"/>
-                <w:sz w:val="22"/>
-                <w:szCs w:val="22"/>
-              </w:rPr>
-            </w:pPr>
-            <w:r>
-              <w:rPr>
-                <w:rFonts w:ascii="Calibri" w:hAnsi="Calibri" w:cs="Calibri"/>
-                <w:b/>
-                <w:bCs/>
-                <w:color w:val="000000"/>
-                <w:sz w:val="22"/>
-                <w:szCs w:val="22"/>
-              </w:rPr>
-              <w:t> </w:t>
-            </w:r>
-          </w:p>
-        </w:tc>
-        <w:tc>
-          <w:tcPr>
-            <w:tcW w:w="4118" w:type="dxa"/>
+            <w:tcW w:w="3220" w:type="dxa"/>
+            <w:tcBorders>
+              <w:top w:val="single" w:sz="4" w:space="0" w:color="auto"/>
+              <w:left w:val="nil"/>
+              <w:bottom w:val="single" w:sz="4" w:space="0" w:color="auto"/>
+              <w:right w:val="single" w:sz="4" w:space="0" w:color="auto"/>
+            </w:tcBorders>
+            <w:noWrap/>
+            <w:vAlign w:val="bottom"/>
+          </w:tcPr>
+          <w:p>
+            <w:pPr>
+              <w:rPr>
+                <w:rFonts w:ascii="Calibri" w:hAnsi="Calibri" w:cs="Calibri"/>
+                <w:b/>
+                <w:bCs/>
+                <w:color w:val="000000"/>
+                <w:sz w:val="22"/>
+                <w:szCs w:val="22"/>
+              </w:rPr>
+            </w:pPr>
+          </w:p>
+        </w:tc>
+        <w:tc>
+          <w:tcPr>
+            <w:tcW w:w="3849" w:type="dxa"/>
+            <w:tcBorders>
+              <w:top w:val="single" w:sz="4" w:space="0" w:color="auto"/>
+              <w:left w:val="nil"/>
+              <w:bottom w:val="single" w:sz="4" w:space="0" w:color="auto"/>
+              <w:right w:val="single" w:sz="4" w:space="0" w:color="auto"/>
+            </w:tcBorders>
+            <w:noWrap/>
+            <w:vAlign w:val="bottom"/>
+          </w:tcPr>
+          <w:p>
+            <w:pPr>
+              <w:rPr>
+                <w:rFonts w:ascii="Calibri" w:hAnsi="Calibri" w:cs="Calibri"/>
+                <w:b/>
+                <w:bCs/>
+                <w:color w:val="000000"/>
+                <w:sz w:val="22"/>
+                <w:szCs w:val="22"/>
+              </w:rPr>
+            </w:pPr>
+          </w:p>
+        </w:tc>
+        <w:tc>
+          <w:tcPr>
+            <w:tcW w:w="3270" w:type="dxa"/>
+            <w:tcBorders>
+              <w:top w:val="single" w:sz="4" w:space="0" w:color="auto"/>
+              <w:left w:val="nil"/>
+              <w:bottom w:val="single" w:sz="4" w:space="0" w:color="auto"/>
+              <w:right w:val="single" w:sz="4" w:space="0" w:color="auto"/>
+            </w:tcBorders>
+            <w:noWrap/>
+            <w:vAlign w:val="bottom"/>
+          </w:tcPr>
+          <w:p>
+            <w:pPr>
+              <w:rPr>
+                <w:rFonts w:ascii="Calibri" w:hAnsi="Calibri" w:cs="Calibri"/>
+                <w:b/>
+                <w:bCs/>
+                <w:color w:val="000000"/>
+                <w:sz w:val="22"/>
+                <w:szCs w:val="22"/>
+              </w:rPr>
+            </w:pPr>
+          </w:p>
+        </w:tc>
+        <w:tc>
+          <w:tcPr>
+            <w:tcW w:w="4176" w:type="dxa"/>
             <w:tcBorders>
               <w:top w:val="single" w:sz="4" w:space="0" w:color="auto"/>
               <w:left w:val="nil"/>
@@ -4707,13 +3802,13 @@
       </w:tr>
       <w:tr>
         <w:trPr>
-          <w:trHeight w:val="888"/>
+          <w:trHeight w:val="851"/>
         </w:trPr>
         <w:tc>
           <w:tcPr>
-            <w:tcW w:w="743" w:type="dxa"/>
-            <w:tcBorders>
-              <w:top w:val="nil"/>
+            <w:tcW w:w="754" w:type="dxa"/>
+            <w:tcBorders>
+              <w:top w:val="single" w:sz="4" w:space="0" w:color="auto"/>
               <w:left w:val="single" w:sz="4" w:space="0" w:color="auto"/>
               <w:bottom w:val="single" w:sz="4" w:space="0" w:color="auto"/>
               <w:right w:val="single" w:sz="4" w:space="0" w:color="auto"/>
@@ -4748,115 +3843,82 @@
         </w:tc>
         <w:tc>
           <w:tcPr>
-            <w:tcW w:w="3175" w:type="dxa"/>
-            <w:tcBorders>
-              <w:top w:val="nil"/>
-              <w:left w:val="nil"/>
-              <w:bottom w:val="single" w:sz="4" w:space="0" w:color="auto"/>
-              <w:right w:val="single" w:sz="4" w:space="0" w:color="auto"/>
-            </w:tcBorders>
-            <w:noWrap/>
-            <w:vAlign w:val="bottom"/>
-          </w:tcPr>
-          <w:p>
-            <w:pPr>
-              <w:rPr>
-                <w:rFonts w:ascii="Calibri" w:hAnsi="Calibri" w:cs="Calibri"/>
-                <w:b/>
-                <w:bCs/>
-                <w:color w:val="000000"/>
-                <w:sz w:val="22"/>
-                <w:szCs w:val="22"/>
-              </w:rPr>
-            </w:pPr>
-            <w:r>
-              <w:rPr>
-                <w:rFonts w:ascii="Calibri" w:hAnsi="Calibri" w:cs="Calibri"/>
-                <w:b/>
-                <w:bCs/>
-                <w:color w:val="000000"/>
-                <w:sz w:val="22"/>
-                <w:szCs w:val="22"/>
-              </w:rPr>
-              <w:t> </w:t>
-            </w:r>
-          </w:p>
-        </w:tc>
-        <w:tc>
-          <w:tcPr>
-            <w:tcW w:w="3796" w:type="dxa"/>
-            <w:tcBorders>
-              <w:top w:val="nil"/>
-              <w:left w:val="nil"/>
-              <w:bottom w:val="single" w:sz="4" w:space="0" w:color="auto"/>
-              <w:right w:val="single" w:sz="4" w:space="0" w:color="auto"/>
-            </w:tcBorders>
-            <w:noWrap/>
-            <w:vAlign w:val="bottom"/>
-          </w:tcPr>
-          <w:p>
-            <w:pPr>
-              <w:rPr>
-                <w:rFonts w:ascii="Calibri" w:hAnsi="Calibri" w:cs="Calibri"/>
-                <w:b/>
-                <w:bCs/>
-                <w:color w:val="000000"/>
-                <w:sz w:val="22"/>
-                <w:szCs w:val="22"/>
-              </w:rPr>
-            </w:pPr>
-            <w:r>
-              <w:rPr>
-                <w:rFonts w:ascii="Calibri" w:hAnsi="Calibri" w:cs="Calibri"/>
-                <w:b/>
-                <w:bCs/>
-                <w:color w:val="000000"/>
-                <w:sz w:val="22"/>
-                <w:szCs w:val="22"/>
-              </w:rPr>
-              <w:t> </w:t>
-            </w:r>
-          </w:p>
-        </w:tc>
-        <w:tc>
-          <w:tcPr>
-            <w:tcW w:w="3225" w:type="dxa"/>
-            <w:tcBorders>
-              <w:top w:val="nil"/>
-              <w:left w:val="nil"/>
-              <w:bottom w:val="single" w:sz="4" w:space="0" w:color="auto"/>
-              <w:right w:val="single" w:sz="4" w:space="0" w:color="auto"/>
-            </w:tcBorders>
-            <w:noWrap/>
-            <w:vAlign w:val="bottom"/>
-          </w:tcPr>
-          <w:p>
-            <w:pPr>
-              <w:rPr>
-                <w:rFonts w:ascii="Calibri" w:hAnsi="Calibri" w:cs="Calibri"/>
-                <w:b/>
-                <w:bCs/>
-                <w:color w:val="000000"/>
-                <w:sz w:val="22"/>
-                <w:szCs w:val="22"/>
-              </w:rPr>
-            </w:pPr>
-            <w:r>
-              <w:rPr>
-                <w:rFonts w:ascii="Calibri" w:hAnsi="Calibri" w:cs="Calibri"/>
-                <w:b/>
-                <w:bCs/>
-                <w:color w:val="000000"/>
-                <w:sz w:val="22"/>
-                <w:szCs w:val="22"/>
-              </w:rPr>
-              <w:t> </w:t>
-            </w:r>
-          </w:p>
-        </w:tc>
-        <w:tc>
-          <w:tcPr>
-            <w:tcW w:w="4118" w:type="dxa"/>
+            <w:tcW w:w="3220" w:type="dxa"/>
+            <w:tcBorders>
+              <w:top w:val="single" w:sz="4" w:space="0" w:color="auto"/>
+              <w:left w:val="nil"/>
+              <w:bottom w:val="single" w:sz="4" w:space="0" w:color="auto"/>
+              <w:right w:val="single" w:sz="4" w:space="0" w:color="auto"/>
+            </w:tcBorders>
+            <w:noWrap/>
+            <w:vAlign w:val="bottom"/>
+          </w:tcPr>
+          <w:p>
+            <w:pPr>
+              <w:rPr>
+                <w:rFonts w:ascii="Calibri" w:hAnsi="Calibri" w:cs="Calibri"/>
+                <w:b/>
+                <w:bCs/>
+                <w:color w:val="000000"/>
+                <w:sz w:val="22"/>
+                <w:szCs w:val="22"/>
+              </w:rPr>
+            </w:pPr>
+          </w:p>
+        </w:tc>
+        <w:tc>
+          <w:tcPr>
+            <w:tcW w:w="3849" w:type="dxa"/>
+            <w:tcBorders>
+              <w:top w:val="single" w:sz="4" w:space="0" w:color="auto"/>
+              <w:left w:val="nil"/>
+              <w:bottom w:val="single" w:sz="4" w:space="0" w:color="auto"/>
+              <w:right w:val="single" w:sz="4" w:space="0" w:color="auto"/>
+            </w:tcBorders>
+            <w:noWrap/>
+            <w:vAlign w:val="bottom"/>
+          </w:tcPr>
+          <w:p>
+            <w:pPr>
+              <w:rPr>
+                <w:rFonts w:ascii="Calibri" w:hAnsi="Calibri" w:cs="Calibri"/>
+                <w:b/>
+                <w:bCs/>
+                <w:color w:val="000000"/>
+                <w:sz w:val="22"/>
+                <w:szCs w:val="22"/>
+              </w:rPr>
+            </w:pPr>
+          </w:p>
+        </w:tc>
+        <w:tc>
+          <w:tcPr>
+            <w:tcW w:w="3270" w:type="dxa"/>
+            <w:tcBorders>
+              <w:top w:val="single" w:sz="4" w:space="0" w:color="auto"/>
+              <w:left w:val="nil"/>
+              <w:bottom w:val="single" w:sz="4" w:space="0" w:color="auto"/>
+              <w:right w:val="single" w:sz="4" w:space="0" w:color="auto"/>
+            </w:tcBorders>
+            <w:noWrap/>
+            <w:vAlign w:val="bottom"/>
+          </w:tcPr>
+          <w:p>
+            <w:pPr>
+              <w:rPr>
+                <w:rFonts w:ascii="Calibri" w:hAnsi="Calibri" w:cs="Calibri"/>
+                <w:b/>
+                <w:bCs/>
+                <w:color w:val="000000"/>
+                <w:sz w:val="22"/>
+                <w:szCs w:val="22"/>
+              </w:rPr>
+            </w:pPr>
+          </w:p>
+        </w:tc>
+        <w:tc>
+          <w:tcPr>
+            <w:tcW w:w="4176" w:type="dxa"/>
             <w:tcBorders>
               <w:top w:val="single" w:sz="4" w:space="0" w:color="auto"/>
               <w:left w:val="nil"/>
@@ -4904,13 +3966,13 @@
       </w:tr>
       <w:tr>
         <w:trPr>
-          <w:trHeight w:val="888"/>
+          <w:trHeight w:val="851"/>
         </w:trPr>
         <w:tc>
           <w:tcPr>
-            <w:tcW w:w="743" w:type="dxa"/>
-            <w:tcBorders>
-              <w:top w:val="nil"/>
+            <w:tcW w:w="754" w:type="dxa"/>
+            <w:tcBorders>
+              <w:top w:val="single" w:sz="4" w:space="0" w:color="auto"/>
               <w:left w:val="single" w:sz="4" w:space="0" w:color="auto"/>
               <w:bottom w:val="single" w:sz="4" w:space="0" w:color="auto"/>
               <w:right w:val="single" w:sz="4" w:space="0" w:color="auto"/>
@@ -4939,132 +4001,88 @@
                 <w:sz w:val="22"/>
                 <w:szCs w:val="22"/>
               </w:rPr>
-              <w:t>2</w:t>
-            </w:r>
-            <w:r>
-              <w:rPr>
-                <w:rFonts w:ascii="Calibri" w:hAnsi="Calibri" w:cs="Calibri"/>
-                <w:b/>
-                <w:bCs/>
-                <w:color w:val="000000"/>
-                <w:sz w:val="22"/>
-                <w:szCs w:val="22"/>
-              </w:rPr>
-              <w:t>0</w:t>
-            </w:r>
-          </w:p>
-        </w:tc>
-        <w:tc>
-          <w:tcPr>
-            <w:tcW w:w="3175" w:type="dxa"/>
-            <w:tcBorders>
-              <w:top w:val="nil"/>
-              <w:left w:val="nil"/>
-              <w:bottom w:val="single" w:sz="4" w:space="0" w:color="auto"/>
-              <w:right w:val="single" w:sz="4" w:space="0" w:color="auto"/>
-            </w:tcBorders>
-            <w:noWrap/>
-            <w:vAlign w:val="bottom"/>
-          </w:tcPr>
-          <w:p>
-            <w:pPr>
-              <w:rPr>
-                <w:rFonts w:ascii="Calibri" w:hAnsi="Calibri" w:cs="Calibri"/>
-                <w:b/>
-                <w:bCs/>
-                <w:color w:val="000000"/>
-                <w:sz w:val="22"/>
-                <w:szCs w:val="22"/>
-              </w:rPr>
-            </w:pPr>
-            <w:r>
-              <w:rPr>
-                <w:rFonts w:ascii="Calibri" w:hAnsi="Calibri" w:cs="Calibri"/>
-                <w:b/>
-                <w:bCs/>
-                <w:color w:val="000000"/>
-                <w:sz w:val="22"/>
-                <w:szCs w:val="22"/>
-              </w:rPr>
-              <w:t> </w:t>
-            </w:r>
-          </w:p>
-        </w:tc>
-        <w:tc>
-          <w:tcPr>
-            <w:tcW w:w="3796" w:type="dxa"/>
-            <w:tcBorders>
-              <w:top w:val="nil"/>
-              <w:left w:val="nil"/>
-              <w:bottom w:val="single" w:sz="4" w:space="0" w:color="auto"/>
-              <w:right w:val="single" w:sz="4" w:space="0" w:color="auto"/>
-            </w:tcBorders>
-            <w:noWrap/>
-            <w:vAlign w:val="bottom"/>
-          </w:tcPr>
-          <w:p>
-            <w:pPr>
-              <w:rPr>
-                <w:rFonts w:ascii="Calibri" w:hAnsi="Calibri" w:cs="Calibri"/>
-                <w:b/>
-                <w:bCs/>
-                <w:color w:val="000000"/>
-                <w:sz w:val="22"/>
-                <w:szCs w:val="22"/>
-              </w:rPr>
-            </w:pPr>
-            <w:r>
-              <w:rPr>
-                <w:rFonts w:ascii="Calibri" w:hAnsi="Calibri" w:cs="Calibri"/>
-                <w:b/>
-                <w:bCs/>
-                <w:color w:val="000000"/>
-                <w:sz w:val="22"/>
-                <w:szCs w:val="22"/>
-              </w:rPr>
-              <w:t> </w:t>
-            </w:r>
-          </w:p>
-        </w:tc>
-        <w:tc>
-          <w:tcPr>
-            <w:tcW w:w="3225" w:type="dxa"/>
-            <w:tcBorders>
-              <w:top w:val="nil"/>
-              <w:left w:val="nil"/>
-              <w:bottom w:val="single" w:sz="4" w:space="0" w:color="auto"/>
-              <w:right w:val="single" w:sz="4" w:space="0" w:color="auto"/>
-            </w:tcBorders>
-            <w:noWrap/>
-            <w:vAlign w:val="bottom"/>
-          </w:tcPr>
-          <w:p>
-            <w:pPr>
-              <w:rPr>
-                <w:rFonts w:ascii="Calibri" w:hAnsi="Calibri" w:cs="Calibri"/>
-                <w:b/>
-                <w:bCs/>
-                <w:color w:val="000000"/>
-                <w:sz w:val="22"/>
-                <w:szCs w:val="22"/>
-              </w:rPr>
-            </w:pPr>
-            <w:r>
-              <w:rPr>
-                <w:rFonts w:ascii="Calibri" w:hAnsi="Calibri" w:cs="Calibri"/>
-                <w:b/>
-                <w:bCs/>
-                <w:color w:val="000000"/>
-                <w:sz w:val="22"/>
-                <w:szCs w:val="22"/>
-              </w:rPr>
-              <w:t> </w:t>
-            </w:r>
-          </w:p>
-        </w:tc>
-        <w:tc>
-          <w:tcPr>
-            <w:tcW w:w="4118" w:type="dxa"/>
+              <w:t>20</w:t>
+            </w:r>
+          </w:p>
+        </w:tc>
+        <w:tc>
+          <w:tcPr>
+            <w:tcW w:w="3220" w:type="dxa"/>
+            <w:tcBorders>
+              <w:top w:val="single" w:sz="4" w:space="0" w:color="auto"/>
+              <w:left w:val="nil"/>
+              <w:bottom w:val="single" w:sz="4" w:space="0" w:color="auto"/>
+              <w:right w:val="single" w:sz="4" w:space="0" w:color="auto"/>
+            </w:tcBorders>
+            <w:noWrap/>
+            <w:vAlign w:val="bottom"/>
+          </w:tcPr>
+          <w:p>
+            <w:pPr>
+              <w:rPr>
+                <w:rFonts w:ascii="Calibri" w:hAnsi="Calibri" w:cs="Calibri"/>
+                <w:b/>
+                <w:bCs/>
+                <w:color w:val="000000"/>
+                <w:sz w:val="22"/>
+                <w:szCs w:val="22"/>
+              </w:rPr>
+            </w:pPr>
+          </w:p>
+        </w:tc>
+        <w:tc>
+          <w:tcPr>
+            <w:tcW w:w="3849" w:type="dxa"/>
+            <w:tcBorders>
+              <w:top w:val="single" w:sz="4" w:space="0" w:color="auto"/>
+              <w:left w:val="nil"/>
+              <w:bottom w:val="single" w:sz="4" w:space="0" w:color="auto"/>
+              <w:right w:val="single" w:sz="4" w:space="0" w:color="auto"/>
+            </w:tcBorders>
+            <w:noWrap/>
+            <w:vAlign w:val="bottom"/>
+          </w:tcPr>
+          <w:p>
+            <w:pPr>
+              <w:rPr>
+                <w:rFonts w:ascii="Calibri" w:hAnsi="Calibri" w:cs="Calibri"/>
+                <w:b/>
+                <w:bCs/>
+                <w:color w:val="000000"/>
+                <w:sz w:val="22"/>
+                <w:szCs w:val="22"/>
+              </w:rPr>
+            </w:pPr>
+          </w:p>
+        </w:tc>
+        <w:tc>
+          <w:tcPr>
+            <w:tcW w:w="3270" w:type="dxa"/>
+            <w:tcBorders>
+              <w:top w:val="single" w:sz="4" w:space="0" w:color="auto"/>
+              <w:left w:val="nil"/>
+              <w:bottom w:val="single" w:sz="4" w:space="0" w:color="auto"/>
+              <w:right w:val="single" w:sz="4" w:space="0" w:color="auto"/>
+            </w:tcBorders>
+            <w:noWrap/>
+            <w:vAlign w:val="bottom"/>
+          </w:tcPr>
+          <w:p>
+            <w:pPr>
+              <w:rPr>
+                <w:rFonts w:ascii="Calibri" w:hAnsi="Calibri" w:cs="Calibri"/>
+                <w:b/>
+                <w:bCs/>
+                <w:color w:val="000000"/>
+                <w:sz w:val="22"/>
+                <w:szCs w:val="22"/>
+              </w:rPr>
+            </w:pPr>
+          </w:p>
+        </w:tc>
+        <w:tc>
+          <w:tcPr>
+            <w:tcW w:w="4176" w:type="dxa"/>
             <w:tcBorders>
               <w:top w:val="single" w:sz="4" w:space="0" w:color="auto"/>
               <w:left w:val="nil"/>
@@ -5095,18 +4113,7 @@
                 <w:sz w:val="22"/>
                 <w:szCs w:val="22"/>
               </w:rPr>
-              <w:t>2</w:t>
-            </w:r>
-            <w:r>
-              <w:rPr>
-                <w:rFonts w:ascii="Calibri" w:hAnsi="Calibri" w:cs="Calibri"/>
-                <w:b/>
-                <w:bCs/>
-                <w:color w:val="000000"/>
-                <w:sz w:val="22"/>
-                <w:szCs w:val="22"/>
-              </w:rPr>
-              <w:t>0</w:t>
+              <w:t>20</w:t>
             </w:r>
             <w:r>
               <w:rPr>
@@ -5124,13 +4131,13 @@
       </w:tr>
       <w:tr>
         <w:trPr>
-          <w:trHeight w:val="888"/>
+          <w:trHeight w:val="851"/>
         </w:trPr>
         <w:tc>
           <w:tcPr>
-            <w:tcW w:w="743" w:type="dxa"/>
-            <w:tcBorders>
-              <w:top w:val="nil"/>
+            <w:tcW w:w="754" w:type="dxa"/>
+            <w:tcBorders>
+              <w:top w:val="single" w:sz="4" w:space="0" w:color="auto"/>
               <w:left w:val="single" w:sz="4" w:space="0" w:color="auto"/>
               <w:bottom w:val="single" w:sz="4" w:space="0" w:color="auto"/>
               <w:right w:val="single" w:sz="4" w:space="0" w:color="auto"/>
@@ -5159,132 +4166,88 @@
                 <w:sz w:val="22"/>
                 <w:szCs w:val="22"/>
               </w:rPr>
-              <w:t>2</w:t>
-            </w:r>
-            <w:r>
-              <w:rPr>
-                <w:rFonts w:ascii="Calibri" w:hAnsi="Calibri" w:cs="Calibri"/>
-                <w:b/>
-                <w:bCs/>
-                <w:color w:val="000000"/>
-                <w:sz w:val="22"/>
-                <w:szCs w:val="22"/>
-              </w:rPr>
-              <w:t>1</w:t>
-            </w:r>
-          </w:p>
-        </w:tc>
-        <w:tc>
-          <w:tcPr>
-            <w:tcW w:w="3175" w:type="dxa"/>
-            <w:tcBorders>
-              <w:top w:val="nil"/>
-              <w:left w:val="nil"/>
-              <w:bottom w:val="single" w:sz="4" w:space="0" w:color="auto"/>
-              <w:right w:val="single" w:sz="4" w:space="0" w:color="auto"/>
-            </w:tcBorders>
-            <w:noWrap/>
-            <w:vAlign w:val="bottom"/>
-          </w:tcPr>
-          <w:p>
-            <w:pPr>
-              <w:rPr>
-                <w:rFonts w:ascii="Calibri" w:hAnsi="Calibri" w:cs="Calibri"/>
-                <w:b/>
-                <w:bCs/>
-                <w:color w:val="000000"/>
-                <w:sz w:val="22"/>
-                <w:szCs w:val="22"/>
-              </w:rPr>
-            </w:pPr>
-            <w:r>
-              <w:rPr>
-                <w:rFonts w:ascii="Calibri" w:hAnsi="Calibri" w:cs="Calibri"/>
-                <w:b/>
-                <w:bCs/>
-                <w:color w:val="000000"/>
-                <w:sz w:val="22"/>
-                <w:szCs w:val="22"/>
-              </w:rPr>
-              <w:t> </w:t>
-            </w:r>
-          </w:p>
-        </w:tc>
-        <w:tc>
-          <w:tcPr>
-            <w:tcW w:w="3796" w:type="dxa"/>
-            <w:tcBorders>
-              <w:top w:val="nil"/>
-              <w:left w:val="nil"/>
-              <w:bottom w:val="single" w:sz="4" w:space="0" w:color="auto"/>
-              <w:right w:val="single" w:sz="4" w:space="0" w:color="auto"/>
-            </w:tcBorders>
-            <w:noWrap/>
-            <w:vAlign w:val="bottom"/>
-          </w:tcPr>
-          <w:p>
-            <w:pPr>
-              <w:rPr>
-                <w:rFonts w:ascii="Calibri" w:hAnsi="Calibri" w:cs="Calibri"/>
-                <w:b/>
-                <w:bCs/>
-                <w:color w:val="000000"/>
-                <w:sz w:val="22"/>
-                <w:szCs w:val="22"/>
-              </w:rPr>
-            </w:pPr>
-            <w:r>
-              <w:rPr>
-                <w:rFonts w:ascii="Calibri" w:hAnsi="Calibri" w:cs="Calibri"/>
-                <w:b/>
-                <w:bCs/>
-                <w:color w:val="000000"/>
-                <w:sz w:val="22"/>
-                <w:szCs w:val="22"/>
-              </w:rPr>
-              <w:t> </w:t>
-            </w:r>
-          </w:p>
-        </w:tc>
-        <w:tc>
-          <w:tcPr>
-            <w:tcW w:w="3225" w:type="dxa"/>
-            <w:tcBorders>
-              <w:top w:val="nil"/>
-              <w:left w:val="nil"/>
-              <w:bottom w:val="single" w:sz="4" w:space="0" w:color="auto"/>
-              <w:right w:val="single" w:sz="4" w:space="0" w:color="auto"/>
-            </w:tcBorders>
-            <w:noWrap/>
-            <w:vAlign w:val="bottom"/>
-          </w:tcPr>
-          <w:p>
-            <w:pPr>
-              <w:rPr>
-                <w:rFonts w:ascii="Calibri" w:hAnsi="Calibri" w:cs="Calibri"/>
-                <w:b/>
-                <w:bCs/>
-                <w:color w:val="000000"/>
-                <w:sz w:val="22"/>
-                <w:szCs w:val="22"/>
-              </w:rPr>
-            </w:pPr>
-            <w:r>
-              <w:rPr>
-                <w:rFonts w:ascii="Calibri" w:hAnsi="Calibri" w:cs="Calibri"/>
-                <w:b/>
-                <w:bCs/>
-                <w:color w:val="000000"/>
-                <w:sz w:val="22"/>
-                <w:szCs w:val="22"/>
-              </w:rPr>
-              <w:t> </w:t>
-            </w:r>
-          </w:p>
-        </w:tc>
-        <w:tc>
-          <w:tcPr>
-            <w:tcW w:w="4118" w:type="dxa"/>
+              <w:t>21</w:t>
+            </w:r>
+          </w:p>
+        </w:tc>
+        <w:tc>
+          <w:tcPr>
+            <w:tcW w:w="3220" w:type="dxa"/>
+            <w:tcBorders>
+              <w:top w:val="single" w:sz="4" w:space="0" w:color="auto"/>
+              <w:left w:val="nil"/>
+              <w:bottom w:val="single" w:sz="4" w:space="0" w:color="auto"/>
+              <w:right w:val="single" w:sz="4" w:space="0" w:color="auto"/>
+            </w:tcBorders>
+            <w:noWrap/>
+            <w:vAlign w:val="bottom"/>
+          </w:tcPr>
+          <w:p>
+            <w:pPr>
+              <w:rPr>
+                <w:rFonts w:ascii="Calibri" w:hAnsi="Calibri" w:cs="Calibri"/>
+                <w:b/>
+                <w:bCs/>
+                <w:color w:val="000000"/>
+                <w:sz w:val="22"/>
+                <w:szCs w:val="22"/>
+              </w:rPr>
+            </w:pPr>
+          </w:p>
+        </w:tc>
+        <w:tc>
+          <w:tcPr>
+            <w:tcW w:w="3849" w:type="dxa"/>
+            <w:tcBorders>
+              <w:top w:val="single" w:sz="4" w:space="0" w:color="auto"/>
+              <w:left w:val="nil"/>
+              <w:bottom w:val="single" w:sz="4" w:space="0" w:color="auto"/>
+              <w:right w:val="single" w:sz="4" w:space="0" w:color="auto"/>
+            </w:tcBorders>
+            <w:noWrap/>
+            <w:vAlign w:val="bottom"/>
+          </w:tcPr>
+          <w:p>
+            <w:pPr>
+              <w:rPr>
+                <w:rFonts w:ascii="Calibri" w:hAnsi="Calibri" w:cs="Calibri"/>
+                <w:b/>
+                <w:bCs/>
+                <w:color w:val="000000"/>
+                <w:sz w:val="22"/>
+                <w:szCs w:val="22"/>
+              </w:rPr>
+            </w:pPr>
+          </w:p>
+        </w:tc>
+        <w:tc>
+          <w:tcPr>
+            <w:tcW w:w="3270" w:type="dxa"/>
+            <w:tcBorders>
+              <w:top w:val="single" w:sz="4" w:space="0" w:color="auto"/>
+              <w:left w:val="nil"/>
+              <w:bottom w:val="single" w:sz="4" w:space="0" w:color="auto"/>
+              <w:right w:val="single" w:sz="4" w:space="0" w:color="auto"/>
+            </w:tcBorders>
+            <w:noWrap/>
+            <w:vAlign w:val="bottom"/>
+          </w:tcPr>
+          <w:p>
+            <w:pPr>
+              <w:rPr>
+                <w:rFonts w:ascii="Calibri" w:hAnsi="Calibri" w:cs="Calibri"/>
+                <w:b/>
+                <w:bCs/>
+                <w:color w:val="000000"/>
+                <w:sz w:val="22"/>
+                <w:szCs w:val="22"/>
+              </w:rPr>
+            </w:pPr>
+          </w:p>
+        </w:tc>
+        <w:tc>
+          <w:tcPr>
+            <w:tcW w:w="4176" w:type="dxa"/>
             <w:tcBorders>
               <w:top w:val="single" w:sz="4" w:space="0" w:color="auto"/>
               <w:left w:val="nil"/>
@@ -5314,18 +4277,7 @@
                 <w:sz w:val="22"/>
                 <w:szCs w:val="22"/>
               </w:rPr>
-              <w:t>2</w:t>
-            </w:r>
-            <w:r>
-              <w:rPr>
-                <w:rFonts w:ascii="Calibri" w:hAnsi="Calibri" w:cs="Calibri"/>
-                <w:b/>
-                <w:bCs/>
-                <w:color w:val="000000"/>
-                <w:sz w:val="22"/>
-                <w:szCs w:val="22"/>
-              </w:rPr>
-              <w:t>1</w:t>
+              <w:t>21</w:t>
             </w:r>
             <w:r>
               <w:rPr>
@@ -5343,13 +4295,13 @@
       </w:tr>
       <w:tr>
         <w:trPr>
-          <w:trHeight w:val="888"/>
+          <w:trHeight w:val="851"/>
         </w:trPr>
         <w:tc>
           <w:tcPr>
-            <w:tcW w:w="743" w:type="dxa"/>
-            <w:tcBorders>
-              <w:top w:val="nil"/>
+            <w:tcW w:w="754" w:type="dxa"/>
+            <w:tcBorders>
+              <w:top w:val="single" w:sz="4" w:space="0" w:color="auto"/>
               <w:left w:val="single" w:sz="4" w:space="0" w:color="auto"/>
               <w:bottom w:val="single" w:sz="4" w:space="0" w:color="auto"/>
               <w:right w:val="single" w:sz="4" w:space="0" w:color="auto"/>
@@ -5378,132 +4330,88 @@
                 <w:sz w:val="22"/>
                 <w:szCs w:val="22"/>
               </w:rPr>
-              <w:t>2</w:t>
-            </w:r>
-            <w:r>
-              <w:rPr>
-                <w:rFonts w:ascii="Calibri" w:hAnsi="Calibri" w:cs="Calibri"/>
-                <w:b/>
-                <w:bCs/>
-                <w:color w:val="000000"/>
-                <w:sz w:val="22"/>
-                <w:szCs w:val="22"/>
-              </w:rPr>
-              <w:t>2</w:t>
-            </w:r>
-          </w:p>
-        </w:tc>
-        <w:tc>
-          <w:tcPr>
-            <w:tcW w:w="3175" w:type="dxa"/>
-            <w:tcBorders>
-              <w:top w:val="nil"/>
-              <w:left w:val="nil"/>
-              <w:bottom w:val="single" w:sz="4" w:space="0" w:color="auto"/>
-              <w:right w:val="single" w:sz="4" w:space="0" w:color="auto"/>
-            </w:tcBorders>
-            <w:noWrap/>
-            <w:vAlign w:val="bottom"/>
-          </w:tcPr>
-          <w:p>
-            <w:pPr>
-              <w:rPr>
-                <w:rFonts w:ascii="Calibri" w:hAnsi="Calibri" w:cs="Calibri"/>
-                <w:b/>
-                <w:bCs/>
-                <w:color w:val="000000"/>
-                <w:sz w:val="22"/>
-                <w:szCs w:val="22"/>
-              </w:rPr>
-            </w:pPr>
-            <w:r>
-              <w:rPr>
-                <w:rFonts w:ascii="Calibri" w:hAnsi="Calibri" w:cs="Calibri"/>
-                <w:b/>
-                <w:bCs/>
-                <w:color w:val="000000"/>
-                <w:sz w:val="22"/>
-                <w:szCs w:val="22"/>
-              </w:rPr>
-              <w:t> </w:t>
-            </w:r>
-          </w:p>
-        </w:tc>
-        <w:tc>
-          <w:tcPr>
-            <w:tcW w:w="3796" w:type="dxa"/>
-            <w:tcBorders>
-              <w:top w:val="nil"/>
-              <w:left w:val="nil"/>
-              <w:bottom w:val="single" w:sz="4" w:space="0" w:color="auto"/>
-              <w:right w:val="single" w:sz="4" w:space="0" w:color="auto"/>
-            </w:tcBorders>
-            <w:noWrap/>
-            <w:vAlign w:val="bottom"/>
-          </w:tcPr>
-          <w:p>
-            <w:pPr>
-              <w:rPr>
-                <w:rFonts w:ascii="Calibri" w:hAnsi="Calibri" w:cs="Calibri"/>
-                <w:b/>
-                <w:bCs/>
-                <w:color w:val="000000"/>
-                <w:sz w:val="22"/>
-                <w:szCs w:val="22"/>
-              </w:rPr>
-            </w:pPr>
-            <w:r>
-              <w:rPr>
-                <w:rFonts w:ascii="Calibri" w:hAnsi="Calibri" w:cs="Calibri"/>
-                <w:b/>
-                <w:bCs/>
-                <w:color w:val="000000"/>
-                <w:sz w:val="22"/>
-                <w:szCs w:val="22"/>
-              </w:rPr>
-              <w:t> </w:t>
-            </w:r>
-          </w:p>
-        </w:tc>
-        <w:tc>
-          <w:tcPr>
-            <w:tcW w:w="3225" w:type="dxa"/>
-            <w:tcBorders>
-              <w:top w:val="nil"/>
-              <w:left w:val="nil"/>
-              <w:bottom w:val="single" w:sz="4" w:space="0" w:color="auto"/>
-              <w:right w:val="single" w:sz="4" w:space="0" w:color="auto"/>
-            </w:tcBorders>
-            <w:noWrap/>
-            <w:vAlign w:val="bottom"/>
-          </w:tcPr>
-          <w:p>
-            <w:pPr>
-              <w:rPr>
-                <w:rFonts w:ascii="Calibri" w:hAnsi="Calibri" w:cs="Calibri"/>
-                <w:b/>
-                <w:bCs/>
-                <w:color w:val="000000"/>
-                <w:sz w:val="22"/>
-                <w:szCs w:val="22"/>
-              </w:rPr>
-            </w:pPr>
-            <w:r>
-              <w:rPr>
-                <w:rFonts w:ascii="Calibri" w:hAnsi="Calibri" w:cs="Calibri"/>
-                <w:b/>
-                <w:bCs/>
-                <w:color w:val="000000"/>
-                <w:sz w:val="22"/>
-                <w:szCs w:val="22"/>
-              </w:rPr>
-              <w:t> </w:t>
-            </w:r>
-          </w:p>
-        </w:tc>
-        <w:tc>
-          <w:tcPr>
-            <w:tcW w:w="4118" w:type="dxa"/>
+              <w:t>22</w:t>
+            </w:r>
+          </w:p>
+        </w:tc>
+        <w:tc>
+          <w:tcPr>
+            <w:tcW w:w="3220" w:type="dxa"/>
+            <w:tcBorders>
+              <w:top w:val="single" w:sz="4" w:space="0" w:color="auto"/>
+              <w:left w:val="nil"/>
+              <w:bottom w:val="single" w:sz="4" w:space="0" w:color="auto"/>
+              <w:right w:val="single" w:sz="4" w:space="0" w:color="auto"/>
+            </w:tcBorders>
+            <w:noWrap/>
+            <w:vAlign w:val="bottom"/>
+          </w:tcPr>
+          <w:p>
+            <w:pPr>
+              <w:rPr>
+                <w:rFonts w:ascii="Calibri" w:hAnsi="Calibri" w:cs="Calibri"/>
+                <w:b/>
+                <w:bCs/>
+                <w:color w:val="000000"/>
+                <w:sz w:val="22"/>
+                <w:szCs w:val="22"/>
+              </w:rPr>
+            </w:pPr>
+          </w:p>
+        </w:tc>
+        <w:tc>
+          <w:tcPr>
+            <w:tcW w:w="3849" w:type="dxa"/>
+            <w:tcBorders>
+              <w:top w:val="single" w:sz="4" w:space="0" w:color="auto"/>
+              <w:left w:val="nil"/>
+              <w:bottom w:val="single" w:sz="4" w:space="0" w:color="auto"/>
+              <w:right w:val="single" w:sz="4" w:space="0" w:color="auto"/>
+            </w:tcBorders>
+            <w:noWrap/>
+            <w:vAlign w:val="bottom"/>
+          </w:tcPr>
+          <w:p>
+            <w:pPr>
+              <w:rPr>
+                <w:rFonts w:ascii="Calibri" w:hAnsi="Calibri" w:cs="Calibri"/>
+                <w:b/>
+                <w:bCs/>
+                <w:color w:val="000000"/>
+                <w:sz w:val="22"/>
+                <w:szCs w:val="22"/>
+              </w:rPr>
+            </w:pPr>
+          </w:p>
+        </w:tc>
+        <w:tc>
+          <w:tcPr>
+            <w:tcW w:w="3270" w:type="dxa"/>
+            <w:tcBorders>
+              <w:top w:val="single" w:sz="4" w:space="0" w:color="auto"/>
+              <w:left w:val="nil"/>
+              <w:bottom w:val="single" w:sz="4" w:space="0" w:color="auto"/>
+              <w:right w:val="single" w:sz="4" w:space="0" w:color="auto"/>
+            </w:tcBorders>
+            <w:noWrap/>
+            <w:vAlign w:val="bottom"/>
+          </w:tcPr>
+          <w:p>
+            <w:pPr>
+              <w:rPr>
+                <w:rFonts w:ascii="Calibri" w:hAnsi="Calibri" w:cs="Calibri"/>
+                <w:b/>
+                <w:bCs/>
+                <w:color w:val="000000"/>
+                <w:sz w:val="22"/>
+                <w:szCs w:val="22"/>
+              </w:rPr>
+            </w:pPr>
+          </w:p>
+        </w:tc>
+        <w:tc>
+          <w:tcPr>
+            <w:tcW w:w="4176" w:type="dxa"/>
             <w:tcBorders>
               <w:top w:val="single" w:sz="4" w:space="0" w:color="auto"/>
               <w:left w:val="nil"/>
@@ -5534,18 +4442,7 @@
                 <w:sz w:val="22"/>
                 <w:szCs w:val="22"/>
               </w:rPr>
-              <w:t>2</w:t>
-            </w:r>
-            <w:r>
-              <w:rPr>
-                <w:rFonts w:ascii="Calibri" w:hAnsi="Calibri" w:cs="Calibri"/>
-                <w:b/>
-                <w:bCs/>
-                <w:color w:val="000000"/>
-                <w:sz w:val="22"/>
-                <w:szCs w:val="22"/>
-              </w:rPr>
-              <w:t>2</w:t>
+              <w:t>22</w:t>
             </w:r>
             <w:r>
               <w:rPr>
@@ -5563,13 +4460,13 @@
       </w:tr>
       <w:tr>
         <w:trPr>
-          <w:trHeight w:val="888"/>
+          <w:trHeight w:val="851"/>
         </w:trPr>
         <w:tc>
           <w:tcPr>
-            <w:tcW w:w="743" w:type="dxa"/>
-            <w:tcBorders>
-              <w:top w:val="nil"/>
+            <w:tcW w:w="754" w:type="dxa"/>
+            <w:tcBorders>
+              <w:top w:val="single" w:sz="4" w:space="0" w:color="auto"/>
               <w:left w:val="single" w:sz="4" w:space="0" w:color="auto"/>
               <w:bottom w:val="single" w:sz="4" w:space="0" w:color="auto"/>
               <w:right w:val="single" w:sz="4" w:space="0" w:color="auto"/>
@@ -5598,132 +4495,88 @@
                 <w:sz w:val="22"/>
                 <w:szCs w:val="22"/>
               </w:rPr>
-              <w:t>2</w:t>
-            </w:r>
-            <w:r>
-              <w:rPr>
-                <w:rFonts w:ascii="Calibri" w:hAnsi="Calibri" w:cs="Calibri"/>
-                <w:b/>
-                <w:bCs/>
-                <w:color w:val="000000"/>
-                <w:sz w:val="22"/>
-                <w:szCs w:val="22"/>
-              </w:rPr>
-              <w:t>3</w:t>
-            </w:r>
-          </w:p>
-        </w:tc>
-        <w:tc>
-          <w:tcPr>
-            <w:tcW w:w="3175" w:type="dxa"/>
-            <w:tcBorders>
-              <w:top w:val="nil"/>
-              <w:left w:val="nil"/>
-              <w:bottom w:val="single" w:sz="4" w:space="0" w:color="auto"/>
-              <w:right w:val="single" w:sz="4" w:space="0" w:color="auto"/>
-            </w:tcBorders>
-            <w:noWrap/>
-            <w:vAlign w:val="bottom"/>
-          </w:tcPr>
-          <w:p>
-            <w:pPr>
-              <w:rPr>
-                <w:rFonts w:ascii="Calibri" w:hAnsi="Calibri" w:cs="Calibri"/>
-                <w:b/>
-                <w:bCs/>
-                <w:color w:val="000000"/>
-                <w:sz w:val="22"/>
-                <w:szCs w:val="22"/>
-              </w:rPr>
-            </w:pPr>
-            <w:r>
-              <w:rPr>
-                <w:rFonts w:ascii="Calibri" w:hAnsi="Calibri" w:cs="Calibri"/>
-                <w:b/>
-                <w:bCs/>
-                <w:color w:val="000000"/>
-                <w:sz w:val="22"/>
-                <w:szCs w:val="22"/>
-              </w:rPr>
-              <w:t> </w:t>
-            </w:r>
-          </w:p>
-        </w:tc>
-        <w:tc>
-          <w:tcPr>
-            <w:tcW w:w="3796" w:type="dxa"/>
-            <w:tcBorders>
-              <w:top w:val="nil"/>
-              <w:left w:val="nil"/>
-              <w:bottom w:val="single" w:sz="4" w:space="0" w:color="auto"/>
-              <w:right w:val="single" w:sz="4" w:space="0" w:color="auto"/>
-            </w:tcBorders>
-            <w:noWrap/>
-            <w:vAlign w:val="bottom"/>
-          </w:tcPr>
-          <w:p>
-            <w:pPr>
-              <w:rPr>
-                <w:rFonts w:ascii="Calibri" w:hAnsi="Calibri" w:cs="Calibri"/>
-                <w:b/>
-                <w:bCs/>
-                <w:color w:val="000000"/>
-                <w:sz w:val="22"/>
-                <w:szCs w:val="22"/>
-              </w:rPr>
-            </w:pPr>
-            <w:r>
-              <w:rPr>
-                <w:rFonts w:ascii="Calibri" w:hAnsi="Calibri" w:cs="Calibri"/>
-                <w:b/>
-                <w:bCs/>
-                <w:color w:val="000000"/>
-                <w:sz w:val="22"/>
-                <w:szCs w:val="22"/>
-              </w:rPr>
-              <w:t> </w:t>
-            </w:r>
-          </w:p>
-        </w:tc>
-        <w:tc>
-          <w:tcPr>
-            <w:tcW w:w="3225" w:type="dxa"/>
-            <w:tcBorders>
-              <w:top w:val="nil"/>
-              <w:left w:val="nil"/>
-              <w:bottom w:val="single" w:sz="4" w:space="0" w:color="auto"/>
-              <w:right w:val="single" w:sz="4" w:space="0" w:color="auto"/>
-            </w:tcBorders>
-            <w:noWrap/>
-            <w:vAlign w:val="bottom"/>
-          </w:tcPr>
-          <w:p>
-            <w:pPr>
-              <w:rPr>
-                <w:rFonts w:ascii="Calibri" w:hAnsi="Calibri" w:cs="Calibri"/>
-                <w:b/>
-                <w:bCs/>
-                <w:color w:val="000000"/>
-                <w:sz w:val="22"/>
-                <w:szCs w:val="22"/>
-              </w:rPr>
-            </w:pPr>
-            <w:r>
-              <w:rPr>
-                <w:rFonts w:ascii="Calibri" w:hAnsi="Calibri" w:cs="Calibri"/>
-                <w:b/>
-                <w:bCs/>
-                <w:color w:val="000000"/>
-                <w:sz w:val="22"/>
-                <w:szCs w:val="22"/>
-              </w:rPr>
-              <w:t> </w:t>
-            </w:r>
-          </w:p>
-        </w:tc>
-        <w:tc>
-          <w:tcPr>
-            <w:tcW w:w="4118" w:type="dxa"/>
+              <w:t>23</w:t>
+            </w:r>
+          </w:p>
+        </w:tc>
+        <w:tc>
+          <w:tcPr>
+            <w:tcW w:w="3220" w:type="dxa"/>
+            <w:tcBorders>
+              <w:top w:val="single" w:sz="4" w:space="0" w:color="auto"/>
+              <w:left w:val="nil"/>
+              <w:bottom w:val="single" w:sz="4" w:space="0" w:color="auto"/>
+              <w:right w:val="single" w:sz="4" w:space="0" w:color="auto"/>
+            </w:tcBorders>
+            <w:noWrap/>
+            <w:vAlign w:val="bottom"/>
+          </w:tcPr>
+          <w:p>
+            <w:pPr>
+              <w:rPr>
+                <w:rFonts w:ascii="Calibri" w:hAnsi="Calibri" w:cs="Calibri"/>
+                <w:b/>
+                <w:bCs/>
+                <w:color w:val="000000"/>
+                <w:sz w:val="22"/>
+                <w:szCs w:val="22"/>
+              </w:rPr>
+            </w:pPr>
+          </w:p>
+        </w:tc>
+        <w:tc>
+          <w:tcPr>
+            <w:tcW w:w="3849" w:type="dxa"/>
+            <w:tcBorders>
+              <w:top w:val="single" w:sz="4" w:space="0" w:color="auto"/>
+              <w:left w:val="nil"/>
+              <w:bottom w:val="single" w:sz="4" w:space="0" w:color="auto"/>
+              <w:right w:val="single" w:sz="4" w:space="0" w:color="auto"/>
+            </w:tcBorders>
+            <w:noWrap/>
+            <w:vAlign w:val="bottom"/>
+          </w:tcPr>
+          <w:p>
+            <w:pPr>
+              <w:rPr>
+                <w:rFonts w:ascii="Calibri" w:hAnsi="Calibri" w:cs="Calibri"/>
+                <w:b/>
+                <w:bCs/>
+                <w:color w:val="000000"/>
+                <w:sz w:val="22"/>
+                <w:szCs w:val="22"/>
+              </w:rPr>
+            </w:pPr>
+          </w:p>
+        </w:tc>
+        <w:tc>
+          <w:tcPr>
+            <w:tcW w:w="3270" w:type="dxa"/>
+            <w:tcBorders>
+              <w:top w:val="single" w:sz="4" w:space="0" w:color="auto"/>
+              <w:left w:val="nil"/>
+              <w:bottom w:val="single" w:sz="4" w:space="0" w:color="auto"/>
+              <w:right w:val="single" w:sz="4" w:space="0" w:color="auto"/>
+            </w:tcBorders>
+            <w:noWrap/>
+            <w:vAlign w:val="bottom"/>
+          </w:tcPr>
+          <w:p>
+            <w:pPr>
+              <w:rPr>
+                <w:rFonts w:ascii="Calibri" w:hAnsi="Calibri" w:cs="Calibri"/>
+                <w:b/>
+                <w:bCs/>
+                <w:color w:val="000000"/>
+                <w:sz w:val="22"/>
+                <w:szCs w:val="22"/>
+              </w:rPr>
+            </w:pPr>
+          </w:p>
+        </w:tc>
+        <w:tc>
+          <w:tcPr>
+            <w:tcW w:w="4176" w:type="dxa"/>
             <w:tcBorders>
               <w:top w:val="single" w:sz="4" w:space="0" w:color="auto"/>
               <w:left w:val="nil"/>
@@ -5753,18 +4606,7 @@
                 <w:sz w:val="22"/>
                 <w:szCs w:val="22"/>
               </w:rPr>
-              <w:t>2</w:t>
-            </w:r>
-            <w:r>
-              <w:rPr>
-                <w:rFonts w:ascii="Calibri" w:hAnsi="Calibri" w:cs="Calibri"/>
-                <w:b/>
-                <w:bCs/>
-                <w:color w:val="000000"/>
-                <w:sz w:val="22"/>
-                <w:szCs w:val="22"/>
-              </w:rPr>
-              <w:t>3</w:t>
+              <w:t>23</w:t>
             </w:r>
             <w:r>
               <w:rPr>
@@ -5782,13 +4624,13 @@
       </w:tr>
       <w:tr>
         <w:trPr>
-          <w:trHeight w:val="888"/>
+          <w:trHeight w:val="851"/>
         </w:trPr>
         <w:tc>
           <w:tcPr>
-            <w:tcW w:w="743" w:type="dxa"/>
-            <w:tcBorders>
-              <w:top w:val="nil"/>
+            <w:tcW w:w="754" w:type="dxa"/>
+            <w:tcBorders>
+              <w:top w:val="single" w:sz="4" w:space="0" w:color="auto"/>
               <w:left w:val="single" w:sz="4" w:space="0" w:color="auto"/>
               <w:bottom w:val="single" w:sz="4" w:space="0" w:color="auto"/>
               <w:right w:val="single" w:sz="4" w:space="0" w:color="auto"/>
@@ -5817,132 +4659,88 @@
                 <w:sz w:val="22"/>
                 <w:szCs w:val="22"/>
               </w:rPr>
-              <w:t>2</w:t>
-            </w:r>
-            <w:r>
-              <w:rPr>
-                <w:rFonts w:ascii="Calibri" w:hAnsi="Calibri" w:cs="Calibri"/>
-                <w:b/>
-                <w:bCs/>
-                <w:color w:val="000000"/>
-                <w:sz w:val="22"/>
-                <w:szCs w:val="22"/>
-              </w:rPr>
-              <w:t>4</w:t>
-            </w:r>
-          </w:p>
-        </w:tc>
-        <w:tc>
-          <w:tcPr>
-            <w:tcW w:w="3175" w:type="dxa"/>
-            <w:tcBorders>
-              <w:top w:val="nil"/>
-              <w:left w:val="nil"/>
-              <w:bottom w:val="single" w:sz="4" w:space="0" w:color="auto"/>
-              <w:right w:val="single" w:sz="4" w:space="0" w:color="auto"/>
-            </w:tcBorders>
-            <w:noWrap/>
-            <w:vAlign w:val="bottom"/>
-          </w:tcPr>
-          <w:p>
-            <w:pPr>
-              <w:rPr>
-                <w:rFonts w:ascii="Calibri" w:hAnsi="Calibri" w:cs="Calibri"/>
-                <w:b/>
-                <w:bCs/>
-                <w:color w:val="000000"/>
-                <w:sz w:val="22"/>
-                <w:szCs w:val="22"/>
-              </w:rPr>
-            </w:pPr>
-            <w:r>
-              <w:rPr>
-                <w:rFonts w:ascii="Calibri" w:hAnsi="Calibri" w:cs="Calibri"/>
-                <w:b/>
-                <w:bCs/>
-                <w:color w:val="000000"/>
-                <w:sz w:val="22"/>
-                <w:szCs w:val="22"/>
-              </w:rPr>
-              <w:t> </w:t>
-            </w:r>
-          </w:p>
-        </w:tc>
-        <w:tc>
-          <w:tcPr>
-            <w:tcW w:w="3796" w:type="dxa"/>
-            <w:tcBorders>
-              <w:top w:val="nil"/>
-              <w:left w:val="nil"/>
-              <w:bottom w:val="single" w:sz="4" w:space="0" w:color="auto"/>
-              <w:right w:val="single" w:sz="4" w:space="0" w:color="auto"/>
-            </w:tcBorders>
-            <w:noWrap/>
-            <w:vAlign w:val="bottom"/>
-          </w:tcPr>
-          <w:p>
-            <w:pPr>
-              <w:rPr>
-                <w:rFonts w:ascii="Calibri" w:hAnsi="Calibri" w:cs="Calibri"/>
-                <w:b/>
-                <w:bCs/>
-                <w:color w:val="000000"/>
-                <w:sz w:val="22"/>
-                <w:szCs w:val="22"/>
-              </w:rPr>
-            </w:pPr>
-            <w:r>
-              <w:rPr>
-                <w:rFonts w:ascii="Calibri" w:hAnsi="Calibri" w:cs="Calibri"/>
-                <w:b/>
-                <w:bCs/>
-                <w:color w:val="000000"/>
-                <w:sz w:val="22"/>
-                <w:szCs w:val="22"/>
-              </w:rPr>
-              <w:t> </w:t>
-            </w:r>
-          </w:p>
-        </w:tc>
-        <w:tc>
-          <w:tcPr>
-            <w:tcW w:w="3225" w:type="dxa"/>
-            <w:tcBorders>
-              <w:top w:val="nil"/>
-              <w:left w:val="nil"/>
-              <w:bottom w:val="single" w:sz="4" w:space="0" w:color="auto"/>
-              <w:right w:val="single" w:sz="4" w:space="0" w:color="auto"/>
-            </w:tcBorders>
-            <w:noWrap/>
-            <w:vAlign w:val="bottom"/>
-          </w:tcPr>
-          <w:p>
-            <w:pPr>
-              <w:rPr>
-                <w:rFonts w:ascii="Calibri" w:hAnsi="Calibri" w:cs="Calibri"/>
-                <w:b/>
-                <w:bCs/>
-                <w:color w:val="000000"/>
-                <w:sz w:val="22"/>
-                <w:szCs w:val="22"/>
-              </w:rPr>
-            </w:pPr>
-            <w:r>
-              <w:rPr>
-                <w:rFonts w:ascii="Calibri" w:hAnsi="Calibri" w:cs="Calibri"/>
-                <w:b/>
-                <w:bCs/>
-                <w:color w:val="000000"/>
-                <w:sz w:val="22"/>
-                <w:szCs w:val="22"/>
-              </w:rPr>
-              <w:t> </w:t>
-            </w:r>
-          </w:p>
-        </w:tc>
-        <w:tc>
-          <w:tcPr>
-            <w:tcW w:w="4118" w:type="dxa"/>
+              <w:t>24</w:t>
+            </w:r>
+          </w:p>
+        </w:tc>
+        <w:tc>
+          <w:tcPr>
+            <w:tcW w:w="3220" w:type="dxa"/>
+            <w:tcBorders>
+              <w:top w:val="single" w:sz="4" w:space="0" w:color="auto"/>
+              <w:left w:val="nil"/>
+              <w:bottom w:val="single" w:sz="4" w:space="0" w:color="auto"/>
+              <w:right w:val="single" w:sz="4" w:space="0" w:color="auto"/>
+            </w:tcBorders>
+            <w:noWrap/>
+            <w:vAlign w:val="bottom"/>
+          </w:tcPr>
+          <w:p>
+            <w:pPr>
+              <w:rPr>
+                <w:rFonts w:ascii="Calibri" w:hAnsi="Calibri" w:cs="Calibri"/>
+                <w:b/>
+                <w:bCs/>
+                <w:color w:val="000000"/>
+                <w:sz w:val="22"/>
+                <w:szCs w:val="22"/>
+              </w:rPr>
+            </w:pPr>
+          </w:p>
+        </w:tc>
+        <w:tc>
+          <w:tcPr>
+            <w:tcW w:w="3849" w:type="dxa"/>
+            <w:tcBorders>
+              <w:top w:val="single" w:sz="4" w:space="0" w:color="auto"/>
+              <w:left w:val="nil"/>
+              <w:bottom w:val="single" w:sz="4" w:space="0" w:color="auto"/>
+              <w:right w:val="single" w:sz="4" w:space="0" w:color="auto"/>
+            </w:tcBorders>
+            <w:noWrap/>
+            <w:vAlign w:val="bottom"/>
+          </w:tcPr>
+          <w:p>
+            <w:pPr>
+              <w:rPr>
+                <w:rFonts w:ascii="Calibri" w:hAnsi="Calibri" w:cs="Calibri"/>
+                <w:b/>
+                <w:bCs/>
+                <w:color w:val="000000"/>
+                <w:sz w:val="22"/>
+                <w:szCs w:val="22"/>
+              </w:rPr>
+            </w:pPr>
+          </w:p>
+        </w:tc>
+        <w:tc>
+          <w:tcPr>
+            <w:tcW w:w="3270" w:type="dxa"/>
+            <w:tcBorders>
+              <w:top w:val="single" w:sz="4" w:space="0" w:color="auto"/>
+              <w:left w:val="nil"/>
+              <w:bottom w:val="single" w:sz="4" w:space="0" w:color="auto"/>
+              <w:right w:val="single" w:sz="4" w:space="0" w:color="auto"/>
+            </w:tcBorders>
+            <w:noWrap/>
+            <w:vAlign w:val="bottom"/>
+          </w:tcPr>
+          <w:p>
+            <w:pPr>
+              <w:rPr>
+                <w:rFonts w:ascii="Calibri" w:hAnsi="Calibri" w:cs="Calibri"/>
+                <w:b/>
+                <w:bCs/>
+                <w:color w:val="000000"/>
+                <w:sz w:val="22"/>
+                <w:szCs w:val="22"/>
+              </w:rPr>
+            </w:pPr>
+          </w:p>
+        </w:tc>
+        <w:tc>
+          <w:tcPr>
+            <w:tcW w:w="4176" w:type="dxa"/>
             <w:tcBorders>
               <w:top w:val="single" w:sz="4" w:space="0" w:color="auto"/>
               <w:left w:val="nil"/>
@@ -5973,18 +4771,7 @@
                 <w:sz w:val="22"/>
                 <w:szCs w:val="22"/>
               </w:rPr>
-              <w:t>2</w:t>
-            </w:r>
-            <w:r>
-              <w:rPr>
-                <w:rFonts w:ascii="Calibri" w:hAnsi="Calibri" w:cs="Calibri"/>
-                <w:b/>
-                <w:bCs/>
-                <w:color w:val="000000"/>
-                <w:sz w:val="22"/>
-                <w:szCs w:val="22"/>
-              </w:rPr>
-              <w:t>4</w:t>
+              <w:t>24</w:t>
             </w:r>
             <w:r>
               <w:rPr>
@@ -6002,13 +4789,13 @@
       </w:tr>
       <w:tr>
         <w:trPr>
-          <w:trHeight w:val="888"/>
+          <w:trHeight w:val="851"/>
         </w:trPr>
         <w:tc>
           <w:tcPr>
-            <w:tcW w:w="743" w:type="dxa"/>
-            <w:tcBorders>
-              <w:top w:val="nil"/>
+            <w:tcW w:w="754" w:type="dxa"/>
+            <w:tcBorders>
+              <w:top w:val="single" w:sz="4" w:space="0" w:color="auto"/>
               <w:left w:val="single" w:sz="4" w:space="0" w:color="auto"/>
               <w:bottom w:val="single" w:sz="4" w:space="0" w:color="auto"/>
               <w:right w:val="single" w:sz="4" w:space="0" w:color="auto"/>
@@ -6037,132 +4824,88 @@
                 <w:sz w:val="22"/>
                 <w:szCs w:val="22"/>
               </w:rPr>
-              <w:t>2</w:t>
-            </w:r>
-            <w:r>
-              <w:rPr>
-                <w:rFonts w:ascii="Calibri" w:hAnsi="Calibri" w:cs="Calibri"/>
-                <w:b/>
-                <w:bCs/>
-                <w:color w:val="000000"/>
-                <w:sz w:val="22"/>
-                <w:szCs w:val="22"/>
-              </w:rPr>
-              <w:t>5</w:t>
-            </w:r>
-          </w:p>
-        </w:tc>
-        <w:tc>
-          <w:tcPr>
-            <w:tcW w:w="3175" w:type="dxa"/>
-            <w:tcBorders>
-              <w:top w:val="nil"/>
-              <w:left w:val="nil"/>
-              <w:bottom w:val="single" w:sz="4" w:space="0" w:color="auto"/>
-              <w:right w:val="single" w:sz="4" w:space="0" w:color="auto"/>
-            </w:tcBorders>
-            <w:noWrap/>
-            <w:vAlign w:val="bottom"/>
-          </w:tcPr>
-          <w:p>
-            <w:pPr>
-              <w:rPr>
-                <w:rFonts w:ascii="Calibri" w:hAnsi="Calibri" w:cs="Calibri"/>
-                <w:b/>
-                <w:bCs/>
-                <w:color w:val="000000"/>
-                <w:sz w:val="22"/>
-                <w:szCs w:val="22"/>
-              </w:rPr>
-            </w:pPr>
-            <w:r>
-              <w:rPr>
-                <w:rFonts w:ascii="Calibri" w:hAnsi="Calibri" w:cs="Calibri"/>
-                <w:b/>
-                <w:bCs/>
-                <w:color w:val="000000"/>
-                <w:sz w:val="22"/>
-                <w:szCs w:val="22"/>
-              </w:rPr>
-              <w:t> </w:t>
-            </w:r>
-          </w:p>
-        </w:tc>
-        <w:tc>
-          <w:tcPr>
-            <w:tcW w:w="3796" w:type="dxa"/>
-            <w:tcBorders>
-              <w:top w:val="nil"/>
-              <w:left w:val="nil"/>
-              <w:bottom w:val="single" w:sz="4" w:space="0" w:color="auto"/>
-              <w:right w:val="single" w:sz="4" w:space="0" w:color="auto"/>
-            </w:tcBorders>
-            <w:noWrap/>
-            <w:vAlign w:val="bottom"/>
-          </w:tcPr>
-          <w:p>
-            <w:pPr>
-              <w:rPr>
-                <w:rFonts w:ascii="Calibri" w:hAnsi="Calibri" w:cs="Calibri"/>
-                <w:b/>
-                <w:bCs/>
-                <w:color w:val="000000"/>
-                <w:sz w:val="22"/>
-                <w:szCs w:val="22"/>
-              </w:rPr>
-            </w:pPr>
-            <w:r>
-              <w:rPr>
-                <w:rFonts w:ascii="Calibri" w:hAnsi="Calibri" w:cs="Calibri"/>
-                <w:b/>
-                <w:bCs/>
-                <w:color w:val="000000"/>
-                <w:sz w:val="22"/>
-                <w:szCs w:val="22"/>
-              </w:rPr>
-              <w:t> </w:t>
-            </w:r>
-          </w:p>
-        </w:tc>
-        <w:tc>
-          <w:tcPr>
-            <w:tcW w:w="3225" w:type="dxa"/>
-            <w:tcBorders>
-              <w:top w:val="nil"/>
-              <w:left w:val="nil"/>
-              <w:bottom w:val="single" w:sz="4" w:space="0" w:color="auto"/>
-              <w:right w:val="single" w:sz="4" w:space="0" w:color="auto"/>
-            </w:tcBorders>
-            <w:noWrap/>
-            <w:vAlign w:val="bottom"/>
-          </w:tcPr>
-          <w:p>
-            <w:pPr>
-              <w:rPr>
-                <w:rFonts w:ascii="Calibri" w:hAnsi="Calibri" w:cs="Calibri"/>
-                <w:b/>
-                <w:bCs/>
-                <w:color w:val="000000"/>
-                <w:sz w:val="22"/>
-                <w:szCs w:val="22"/>
-              </w:rPr>
-            </w:pPr>
-            <w:r>
-              <w:rPr>
-                <w:rFonts w:ascii="Calibri" w:hAnsi="Calibri" w:cs="Calibri"/>
-                <w:b/>
-                <w:bCs/>
-                <w:color w:val="000000"/>
-                <w:sz w:val="22"/>
-                <w:szCs w:val="22"/>
-              </w:rPr>
-              <w:t> </w:t>
-            </w:r>
-          </w:p>
-        </w:tc>
-        <w:tc>
-          <w:tcPr>
-            <w:tcW w:w="4118" w:type="dxa"/>
+              <w:t>25</w:t>
+            </w:r>
+          </w:p>
+        </w:tc>
+        <w:tc>
+          <w:tcPr>
+            <w:tcW w:w="3220" w:type="dxa"/>
+            <w:tcBorders>
+              <w:top w:val="single" w:sz="4" w:space="0" w:color="auto"/>
+              <w:left w:val="nil"/>
+              <w:bottom w:val="single" w:sz="4" w:space="0" w:color="auto"/>
+              <w:right w:val="single" w:sz="4" w:space="0" w:color="auto"/>
+            </w:tcBorders>
+            <w:noWrap/>
+            <w:vAlign w:val="bottom"/>
+          </w:tcPr>
+          <w:p>
+            <w:pPr>
+              <w:rPr>
+                <w:rFonts w:ascii="Calibri" w:hAnsi="Calibri" w:cs="Calibri"/>
+                <w:b/>
+                <w:bCs/>
+                <w:color w:val="000000"/>
+                <w:sz w:val="22"/>
+                <w:szCs w:val="22"/>
+              </w:rPr>
+            </w:pPr>
+          </w:p>
+        </w:tc>
+        <w:tc>
+          <w:tcPr>
+            <w:tcW w:w="3849" w:type="dxa"/>
+            <w:tcBorders>
+              <w:top w:val="single" w:sz="4" w:space="0" w:color="auto"/>
+              <w:left w:val="nil"/>
+              <w:bottom w:val="single" w:sz="4" w:space="0" w:color="auto"/>
+              <w:right w:val="single" w:sz="4" w:space="0" w:color="auto"/>
+            </w:tcBorders>
+            <w:noWrap/>
+            <w:vAlign w:val="bottom"/>
+          </w:tcPr>
+          <w:p>
+            <w:pPr>
+              <w:rPr>
+                <w:rFonts w:ascii="Calibri" w:hAnsi="Calibri" w:cs="Calibri"/>
+                <w:b/>
+                <w:bCs/>
+                <w:color w:val="000000"/>
+                <w:sz w:val="22"/>
+                <w:szCs w:val="22"/>
+              </w:rPr>
+            </w:pPr>
+          </w:p>
+        </w:tc>
+        <w:tc>
+          <w:tcPr>
+            <w:tcW w:w="3270" w:type="dxa"/>
+            <w:tcBorders>
+              <w:top w:val="single" w:sz="4" w:space="0" w:color="auto"/>
+              <w:left w:val="nil"/>
+              <w:bottom w:val="single" w:sz="4" w:space="0" w:color="auto"/>
+              <w:right w:val="single" w:sz="4" w:space="0" w:color="auto"/>
+            </w:tcBorders>
+            <w:noWrap/>
+            <w:vAlign w:val="bottom"/>
+          </w:tcPr>
+          <w:p>
+            <w:pPr>
+              <w:rPr>
+                <w:rFonts w:ascii="Calibri" w:hAnsi="Calibri" w:cs="Calibri"/>
+                <w:b/>
+                <w:bCs/>
+                <w:color w:val="000000"/>
+                <w:sz w:val="22"/>
+                <w:szCs w:val="22"/>
+              </w:rPr>
+            </w:pPr>
+          </w:p>
+        </w:tc>
+        <w:tc>
+          <w:tcPr>
+            <w:tcW w:w="4176" w:type="dxa"/>
             <w:tcBorders>
               <w:top w:val="single" w:sz="4" w:space="0" w:color="auto"/>
               <w:left w:val="nil"/>
@@ -6192,18 +4935,7 @@
                 <w:sz w:val="22"/>
                 <w:szCs w:val="22"/>
               </w:rPr>
-              <w:t>2</w:t>
-            </w:r>
-            <w:r>
-              <w:rPr>
-                <w:rFonts w:ascii="Calibri" w:hAnsi="Calibri" w:cs="Calibri"/>
-                <w:b/>
-                <w:bCs/>
-                <w:color w:val="000000"/>
-                <w:sz w:val="22"/>
-                <w:szCs w:val="22"/>
-              </w:rPr>
-              <w:t>5</w:t>
+              <w:t>25</w:t>
             </w:r>
             <w:r>
               <w:rPr>
@@ -6229,7 +4961,7 @@
     </w:p>
     <w:sectPr>
       <w:pgSz w:w="16838" w:h="11906" w:orient="landscape" w:code="9"/>
-      <w:pgMar w:top="1440" w:right="1440" w:bottom="1440" w:left="1440" w:header="720" w:footer="720" w:gutter="0"/>
+      <w:pgMar w:top="1134" w:right="1440" w:bottom="1440" w:left="1440" w:header="720" w:footer="720" w:gutter="0"/>
       <w:cols w:space="720"/>
       <w:docGrid w:linePitch="360"/>
     </w:sectPr>
